--- a/resources/a-level-business-budget-variances-cafe/A-Level-Business-Budget-Variances-Cafe-Teacher.docx
+++ b/resources/a-level-business-budget-variances-cafe/A-Level-Business-Budget-Variances-Cafe-Teacher.docx
@@ -30,7 +30,7 @@
     </w:p>
     <w:p>
       <w:r>
-        <w:t>Pearson Edexcel A level Business 9BS0, Specification Issue 1 (September 2014), Theme 2, section 2.2.4 Budgets: (a) purpose of budgets, (b) types of budget: historical figures and zero based, (c) variance analysis and (d) difficulties of budgeting. Checked against the archived Issue 1 specification; the live Pearson course page was opened on 8 October 2026 and showed no withdrawal notice in the fetched text, so please confirm the specification for your cohort with your exams officer. This is a TBS lesson, not a Pearson resource; it is not endorsed by Pearson and uses no Pearson exam questions or mark scheme. The specification names variance analysis but does not define how variances are presented. Favourable and adverse are standard terms; the sign convention (actual minus budget) and the 250 pound and 20% investigation rule are conventions chosen for this lesson, stated in the handout.</w:t>
+        <w:t>Pearson Edexcel A level Business 9BS0, Specification Issue 1 (September 2014), Theme 2, section 2.2.4 Budgets: (a) purpose of budgets, (b) types of budget: historical figures and zero based, (c) variance analysis and (d) difficulties of budgeting. Checked against the archived Issue 1 specification; the live Pearson course page was opened on 8 October 2026 and showed no withdrawal notice in the fetched text, so please confirm the specification for your cohort with your exams officer. This is a TBS lesson, not a Pearson resource; it is not endorsed by Pearson and uses no Pearson exam questions or mark scheme. The specification names variance analysis but does not define how variances are presented. Favourable and adverse are standard terms; the sign convention (actual minus budget) and the £250 and 20% investigation rule are conventions chosen for this lesson, stated in the handout.</w:t>
       </w:r>
     </w:p>
     <w:p>
@@ -53,14 +53,14 @@
         <w:tblLook w:firstColumn="1" w:firstRow="1" w:lastColumn="0" w:lastRow="0" w:noHBand="0" w:noVBand="1" w:val="04A0"/>
       </w:tblPr>
       <w:tblGrid>
-        <w:gridCol w:w="3574"/>
-        <w:gridCol w:w="1261"/>
-        <w:gridCol w:w="5676"/>
+        <w:gridCol w:w="3452"/>
+        <w:gridCol w:w="1218"/>
+        <w:gridCol w:w="5482"/>
       </w:tblGrid>
       <w:tr>
         <w:tc>
           <w:tcPr>
-            <w:tcW w:type="dxa" w:w="3574"/>
+            <w:tcW w:type="dxa" w:w="3452"/>
             <w:shd w:fill="142D40"/>
             <w:tcBorders>
               <w:top w:val="single" w:sz="4" w:color="D9D9D9"/>
@@ -91,7 +91,7 @@
         </w:tc>
         <w:tc>
           <w:tcPr>
-            <w:tcW w:type="dxa" w:w="1261"/>
+            <w:tcW w:type="dxa" w:w="1218"/>
             <w:shd w:fill="142D40"/>
             <w:tcBorders>
               <w:top w:val="single" w:sz="4" w:color="D9D9D9"/>
@@ -122,7 +122,7 @@
         </w:tc>
         <w:tc>
           <w:tcPr>
-            <w:tcW w:type="dxa" w:w="5676"/>
+            <w:tcW w:type="dxa" w:w="5482"/>
             <w:shd w:fill="142D40"/>
             <w:tcBorders>
               <w:top w:val="single" w:sz="4" w:color="D9D9D9"/>
@@ -155,7 +155,7 @@
       <w:tr>
         <w:tc>
           <w:tcPr>
-            <w:tcW w:type="dxa" w:w="3574"/>
+            <w:tcW w:type="dxa" w:w="3452"/>
             <w:shd w:fill="FFFFFF"/>
             <w:tcBorders>
               <w:top w:val="single" w:sz="4" w:color="D9D9D9"/>
@@ -186,7 +186,7 @@
         </w:tc>
         <w:tc>
           <w:tcPr>
-            <w:tcW w:type="dxa" w:w="1261"/>
+            <w:tcW w:type="dxa" w:w="1218"/>
             <w:shd w:fill="FFFFFF"/>
             <w:tcBorders>
               <w:top w:val="single" w:sz="4" w:color="D9D9D9"/>
@@ -217,7 +217,7 @@
         </w:tc>
         <w:tc>
           <w:tcPr>
-            <w:tcW w:type="dxa" w:w="5676"/>
+            <w:tcW w:type="dxa" w:w="5482"/>
             <w:shd w:fill="FFFFFF"/>
             <w:tcBorders>
               <w:top w:val="single" w:sz="4" w:color="D9D9D9"/>
@@ -250,7 +250,7 @@
       <w:tr>
         <w:tc>
           <w:tcPr>
-            <w:tcW w:type="dxa" w:w="3574"/>
+            <w:tcW w:type="dxa" w:w="3452"/>
             <w:shd w:fill="F1F5F7"/>
             <w:tcBorders>
               <w:top w:val="single" w:sz="4" w:color="D9D9D9"/>
@@ -281,7 +281,7 @@
         </w:tc>
         <w:tc>
           <w:tcPr>
-            <w:tcW w:type="dxa" w:w="1261"/>
+            <w:tcW w:type="dxa" w:w="1218"/>
             <w:shd w:fill="F1F5F7"/>
             <w:tcBorders>
               <w:top w:val="single" w:sz="4" w:color="D9D9D9"/>
@@ -312,7 +312,7 @@
         </w:tc>
         <w:tc>
           <w:tcPr>
-            <w:tcW w:type="dxa" w:w="5676"/>
+            <w:tcW w:type="dxa" w:w="5482"/>
             <w:shd w:fill="F1F5F7"/>
             <w:tcBorders>
               <w:top w:val="single" w:sz="4" w:color="D9D9D9"/>
@@ -345,7 +345,7 @@
       <w:tr>
         <w:tc>
           <w:tcPr>
-            <w:tcW w:type="dxa" w:w="3574"/>
+            <w:tcW w:type="dxa" w:w="3452"/>
             <w:shd w:fill="FFFFFF"/>
             <w:tcBorders>
               <w:top w:val="single" w:sz="4" w:color="D9D9D9"/>
@@ -376,7 +376,7 @@
         </w:tc>
         <w:tc>
           <w:tcPr>
-            <w:tcW w:type="dxa" w:w="1261"/>
+            <w:tcW w:type="dxa" w:w="1218"/>
             <w:shd w:fill="FFFFFF"/>
             <w:tcBorders>
               <w:top w:val="single" w:sz="4" w:color="D9D9D9"/>
@@ -407,7 +407,7 @@
         </w:tc>
         <w:tc>
           <w:tcPr>
-            <w:tcW w:type="dxa" w:w="5676"/>
+            <w:tcW w:type="dxa" w:w="5482"/>
             <w:shd w:fill="FFFFFF"/>
             <w:tcBorders>
               <w:top w:val="single" w:sz="4" w:color="D9D9D9"/>
@@ -440,7 +440,7 @@
       <w:tr>
         <w:tc>
           <w:tcPr>
-            <w:tcW w:type="dxa" w:w="3574"/>
+            <w:tcW w:type="dxa" w:w="3452"/>
             <w:shd w:fill="F1F5F7"/>
             <w:tcBorders>
               <w:top w:val="single" w:sz="4" w:color="D9D9D9"/>
@@ -471,7 +471,7 @@
         </w:tc>
         <w:tc>
           <w:tcPr>
-            <w:tcW w:type="dxa" w:w="1261"/>
+            <w:tcW w:type="dxa" w:w="1218"/>
             <w:shd w:fill="F1F5F7"/>
             <w:tcBorders>
               <w:top w:val="single" w:sz="4" w:color="D9D9D9"/>
@@ -502,7 +502,7 @@
         </w:tc>
         <w:tc>
           <w:tcPr>
-            <w:tcW w:type="dxa" w:w="5676"/>
+            <w:tcW w:type="dxa" w:w="5482"/>
             <w:shd w:fill="F1F5F7"/>
             <w:tcBorders>
               <w:top w:val="single" w:sz="4" w:color="D9D9D9"/>
@@ -535,7 +535,7 @@
       <w:tr>
         <w:tc>
           <w:tcPr>
-            <w:tcW w:type="dxa" w:w="3574"/>
+            <w:tcW w:type="dxa" w:w="3452"/>
             <w:shd w:fill="FFFFFF"/>
             <w:tcBorders>
               <w:top w:val="single" w:sz="4" w:color="D9D9D9"/>
@@ -566,7 +566,7 @@
         </w:tc>
         <w:tc>
           <w:tcPr>
-            <w:tcW w:type="dxa" w:w="1261"/>
+            <w:tcW w:type="dxa" w:w="1218"/>
             <w:shd w:fill="FFFFFF"/>
             <w:tcBorders>
               <w:top w:val="single" w:sz="4" w:color="D9D9D9"/>
@@ -597,7 +597,7 @@
         </w:tc>
         <w:tc>
           <w:tcPr>
-            <w:tcW w:type="dxa" w:w="5676"/>
+            <w:tcW w:type="dxa" w:w="5482"/>
             <w:shd w:fill="FFFFFF"/>
             <w:tcBorders>
               <w:top w:val="single" w:sz="4" w:color="D9D9D9"/>
@@ -630,7 +630,7 @@
       <w:tr>
         <w:tc>
           <w:tcPr>
-            <w:tcW w:type="dxa" w:w="3574"/>
+            <w:tcW w:type="dxa" w:w="3452"/>
             <w:shd w:fill="F1F5F7"/>
             <w:tcBorders>
               <w:top w:val="single" w:sz="4" w:color="D9D9D9"/>
@@ -661,7 +661,7 @@
         </w:tc>
         <w:tc>
           <w:tcPr>
-            <w:tcW w:type="dxa" w:w="1261"/>
+            <w:tcW w:type="dxa" w:w="1218"/>
             <w:shd w:fill="F1F5F7"/>
             <w:tcBorders>
               <w:top w:val="single" w:sz="4" w:color="D9D9D9"/>
@@ -692,7 +692,7 @@
         </w:tc>
         <w:tc>
           <w:tcPr>
-            <w:tcW w:type="dxa" w:w="5676"/>
+            <w:tcW w:type="dxa" w:w="5482"/>
             <w:shd w:fill="F1F5F7"/>
             <w:tcBorders>
               <w:top w:val="single" w:sz="4" w:color="D9D9D9"/>
@@ -725,7 +725,7 @@
       <w:tr>
         <w:tc>
           <w:tcPr>
-            <w:tcW w:type="dxa" w:w="3574"/>
+            <w:tcW w:type="dxa" w:w="3452"/>
             <w:shd w:fill="FFFFFF"/>
             <w:tcBorders>
               <w:top w:val="single" w:sz="4" w:color="D9D9D9"/>
@@ -756,7 +756,7 @@
         </w:tc>
         <w:tc>
           <w:tcPr>
-            <w:tcW w:type="dxa" w:w="1261"/>
+            <w:tcW w:type="dxa" w:w="1218"/>
             <w:shd w:fill="FFFFFF"/>
             <w:tcBorders>
               <w:top w:val="single" w:sz="4" w:color="D9D9D9"/>
@@ -787,7 +787,7 @@
         </w:tc>
         <w:tc>
           <w:tcPr>
-            <w:tcW w:type="dxa" w:w="5676"/>
+            <w:tcW w:type="dxa" w:w="5482"/>
             <w:shd w:fill="FFFFFF"/>
             <w:tcBorders>
               <w:top w:val="single" w:sz="4" w:color="D9D9D9"/>
@@ -824,7 +824,7 @@
     </w:p>
     <w:p>
       <w:r>
-        <w:t>45-minute version: starter 4, Task 1 11, Task 2 6, Task 3 8, Task 4 10, exit ticket 6. Give each pair half of the Task 1 table and share results; set Task 3b as homework and, for exit ticket b, ask students to use any March variance and say why a favourable cost variance might hide a problem; ask for about 60 words in Task 4. This timing has not been trialled. The 45 minutes are task time only: in a 45-minute period, set the exit ticket as homework.</w:t>
+        <w:t>45-minute version: starter 4, Task 1 11, Task 2 6, Task 3 8, Task 4 10, exit ticket 6. Give each pair half of the Task 1 table and share results; set Task 3b as homework and, for exit ticket b, ask students to use any March variance and say why a favourable cost variance might hide a problem; ask for about 60 words in Task 4. This timing has not been trialled. The 45 minutes are task time only, so in a real 45-minute period, with handing out and feedback, move the exit ticket to homework.</w:t>
       </w:r>
     </w:p>
     <w:p>
@@ -870,15 +870,15 @@
         <w:tblLook w:firstColumn="1" w:firstRow="1" w:lastColumn="0" w:lastRow="0" w:noHBand="0" w:noVBand="1" w:val="04A0"/>
       </w:tblPr>
       <w:tblGrid>
-        <w:gridCol w:w="3574"/>
-        <w:gridCol w:w="2313"/>
-        <w:gridCol w:w="2733"/>
-        <w:gridCol w:w="1892"/>
+        <w:gridCol w:w="3452"/>
+        <w:gridCol w:w="2233"/>
+        <w:gridCol w:w="2640"/>
+        <w:gridCol w:w="1827"/>
       </w:tblGrid>
       <w:tr>
         <w:tc>
           <w:tcPr>
-            <w:tcW w:type="dxa" w:w="3574"/>
+            <w:tcW w:type="dxa" w:w="3452"/>
             <w:shd w:fill="142D40"/>
             <w:tcBorders>
               <w:top w:val="single" w:sz="4" w:color="D9D9D9"/>
@@ -909,7 +909,7 @@
         </w:tc>
         <w:tc>
           <w:tcPr>
-            <w:tcW w:type="dxa" w:w="2313"/>
+            <w:tcW w:type="dxa" w:w="2233"/>
             <w:shd w:fill="142D40"/>
             <w:tcBorders>
               <w:top w:val="single" w:sz="4" w:color="D9D9D9"/>
@@ -940,7 +940,7 @@
         </w:tc>
         <w:tc>
           <w:tcPr>
-            <w:tcW w:type="dxa" w:w="2733"/>
+            <w:tcW w:type="dxa" w:w="2640"/>
             <w:shd w:fill="142D40"/>
             <w:tcBorders>
               <w:top w:val="single" w:sz="4" w:color="D9D9D9"/>
@@ -971,7 +971,7 @@
         </w:tc>
         <w:tc>
           <w:tcPr>
-            <w:tcW w:type="dxa" w:w="1892"/>
+            <w:tcW w:type="dxa" w:w="1827"/>
             <w:shd w:fill="142D40"/>
             <w:tcBorders>
               <w:top w:val="single" w:sz="4" w:color="D9D9D9"/>
@@ -1004,7 +1004,7 @@
       <w:tr>
         <w:tc>
           <w:tcPr>
-            <w:tcW w:type="dxa" w:w="3574"/>
+            <w:tcW w:type="dxa" w:w="3452"/>
             <w:shd w:fill="FFFFFF"/>
             <w:tcBorders>
               <w:top w:val="single" w:sz="4" w:color="D9D9D9"/>
@@ -1035,7 +1035,7 @@
         </w:tc>
         <w:tc>
           <w:tcPr>
-            <w:tcW w:type="dxa" w:w="2313"/>
+            <w:tcW w:type="dxa" w:w="2233"/>
             <w:shd w:fill="FFFFFF"/>
             <w:tcBorders>
               <w:top w:val="single" w:sz="4" w:color="D9D9D9"/>
@@ -1066,7 +1066,7 @@
         </w:tc>
         <w:tc>
           <w:tcPr>
-            <w:tcW w:type="dxa" w:w="2733"/>
+            <w:tcW w:type="dxa" w:w="2640"/>
             <w:shd w:fill="FFFFFF"/>
             <w:tcBorders>
               <w:top w:val="single" w:sz="4" w:color="D9D9D9"/>
@@ -1097,7 +1097,7 @@
         </w:tc>
         <w:tc>
           <w:tcPr>
-            <w:tcW w:type="dxa" w:w="1892"/>
+            <w:tcW w:type="dxa" w:w="1827"/>
             <w:shd w:fill="FFFFFF"/>
             <w:tcBorders>
               <w:top w:val="single" w:sz="4" w:color="D9D9D9"/>
@@ -1130,7 +1130,7 @@
       <w:tr>
         <w:tc>
           <w:tcPr>
-            <w:tcW w:type="dxa" w:w="3574"/>
+            <w:tcW w:type="dxa" w:w="3452"/>
             <w:shd w:fill="F1F5F7"/>
             <w:tcBorders>
               <w:top w:val="single" w:sz="4" w:color="D9D9D9"/>
@@ -1161,7 +1161,7 @@
         </w:tc>
         <w:tc>
           <w:tcPr>
-            <w:tcW w:type="dxa" w:w="2313"/>
+            <w:tcW w:type="dxa" w:w="2233"/>
             <w:shd w:fill="F1F5F7"/>
             <w:tcBorders>
               <w:top w:val="single" w:sz="4" w:color="D9D9D9"/>
@@ -1192,7 +1192,7 @@
         </w:tc>
         <w:tc>
           <w:tcPr>
-            <w:tcW w:type="dxa" w:w="2733"/>
+            <w:tcW w:type="dxa" w:w="2640"/>
             <w:shd w:fill="F1F5F7"/>
             <w:tcBorders>
               <w:top w:val="single" w:sz="4" w:color="D9D9D9"/>
@@ -1223,7 +1223,7 @@
         </w:tc>
         <w:tc>
           <w:tcPr>
-            <w:tcW w:type="dxa" w:w="1892"/>
+            <w:tcW w:type="dxa" w:w="1827"/>
             <w:shd w:fill="F1F5F7"/>
             <w:tcBorders>
               <w:top w:val="single" w:sz="4" w:color="D9D9D9"/>
@@ -1256,7 +1256,7 @@
       <w:tr>
         <w:tc>
           <w:tcPr>
-            <w:tcW w:type="dxa" w:w="3574"/>
+            <w:tcW w:type="dxa" w:w="3452"/>
             <w:shd w:fill="FFFFFF"/>
             <w:tcBorders>
               <w:top w:val="single" w:sz="4" w:color="D9D9D9"/>
@@ -1287,7 +1287,7 @@
         </w:tc>
         <w:tc>
           <w:tcPr>
-            <w:tcW w:type="dxa" w:w="2313"/>
+            <w:tcW w:type="dxa" w:w="2233"/>
             <w:shd w:fill="FFFFFF"/>
             <w:tcBorders>
               <w:top w:val="single" w:sz="4" w:color="D9D9D9"/>
@@ -1318,7 +1318,7 @@
         </w:tc>
         <w:tc>
           <w:tcPr>
-            <w:tcW w:type="dxa" w:w="2733"/>
+            <w:tcW w:type="dxa" w:w="2640"/>
             <w:shd w:fill="FFFFFF"/>
             <w:tcBorders>
               <w:top w:val="single" w:sz="4" w:color="D9D9D9"/>
@@ -1349,7 +1349,7 @@
         </w:tc>
         <w:tc>
           <w:tcPr>
-            <w:tcW w:type="dxa" w:w="1892"/>
+            <w:tcW w:type="dxa" w:w="1827"/>
             <w:shd w:fill="FFFFFF"/>
             <w:tcBorders>
               <w:top w:val="single" w:sz="4" w:color="D9D9D9"/>
@@ -1382,7 +1382,7 @@
       <w:tr>
         <w:tc>
           <w:tcPr>
-            <w:tcW w:type="dxa" w:w="3574"/>
+            <w:tcW w:type="dxa" w:w="3452"/>
             <w:shd w:fill="F1F5F7"/>
             <w:tcBorders>
               <w:top w:val="single" w:sz="4" w:color="D9D9D9"/>
@@ -1413,7 +1413,7 @@
         </w:tc>
         <w:tc>
           <w:tcPr>
-            <w:tcW w:type="dxa" w:w="2313"/>
+            <w:tcW w:type="dxa" w:w="2233"/>
             <w:shd w:fill="F1F5F7"/>
             <w:tcBorders>
               <w:top w:val="single" w:sz="4" w:color="D9D9D9"/>
@@ -1444,7 +1444,7 @@
         </w:tc>
         <w:tc>
           <w:tcPr>
-            <w:tcW w:type="dxa" w:w="2733"/>
+            <w:tcW w:type="dxa" w:w="2640"/>
             <w:shd w:fill="F1F5F7"/>
             <w:tcBorders>
               <w:top w:val="single" w:sz="4" w:color="D9D9D9"/>
@@ -1475,7 +1475,7 @@
         </w:tc>
         <w:tc>
           <w:tcPr>
-            <w:tcW w:type="dxa" w:w="1892"/>
+            <w:tcW w:type="dxa" w:w="1827"/>
             <w:shd w:fill="F1F5F7"/>
             <w:tcBorders>
               <w:top w:val="single" w:sz="4" w:color="D9D9D9"/>
@@ -1508,7 +1508,7 @@
       <w:tr>
         <w:tc>
           <w:tcPr>
-            <w:tcW w:type="dxa" w:w="3574"/>
+            <w:tcW w:type="dxa" w:w="3452"/>
             <w:shd w:fill="FFFFFF"/>
             <w:tcBorders>
               <w:top w:val="single" w:sz="4" w:color="D9D9D9"/>
@@ -1539,7 +1539,7 @@
         </w:tc>
         <w:tc>
           <w:tcPr>
-            <w:tcW w:type="dxa" w:w="2313"/>
+            <w:tcW w:type="dxa" w:w="2233"/>
             <w:shd w:fill="FFFFFF"/>
             <w:tcBorders>
               <w:top w:val="single" w:sz="4" w:color="D9D9D9"/>
@@ -1570,7 +1570,7 @@
         </w:tc>
         <w:tc>
           <w:tcPr>
-            <w:tcW w:type="dxa" w:w="2733"/>
+            <w:tcW w:type="dxa" w:w="2640"/>
             <w:shd w:fill="FFFFFF"/>
             <w:tcBorders>
               <w:top w:val="single" w:sz="4" w:color="D9D9D9"/>
@@ -1601,7 +1601,7 @@
         </w:tc>
         <w:tc>
           <w:tcPr>
-            <w:tcW w:type="dxa" w:w="1892"/>
+            <w:tcW w:type="dxa" w:w="1827"/>
             <w:shd w:fill="FFFFFF"/>
             <w:tcBorders>
               <w:top w:val="single" w:sz="4" w:color="D9D9D9"/>
@@ -1634,7 +1634,7 @@
       <w:tr>
         <w:tc>
           <w:tcPr>
-            <w:tcW w:type="dxa" w:w="3574"/>
+            <w:tcW w:type="dxa" w:w="3452"/>
             <w:shd w:fill="F1F5F7"/>
             <w:tcBorders>
               <w:top w:val="single" w:sz="4" w:color="D9D9D9"/>
@@ -1665,7 +1665,7 @@
         </w:tc>
         <w:tc>
           <w:tcPr>
-            <w:tcW w:type="dxa" w:w="2313"/>
+            <w:tcW w:type="dxa" w:w="2233"/>
             <w:shd w:fill="F1F5F7"/>
             <w:tcBorders>
               <w:top w:val="single" w:sz="4" w:color="D9D9D9"/>
@@ -1696,7 +1696,7 @@
         </w:tc>
         <w:tc>
           <w:tcPr>
-            <w:tcW w:type="dxa" w:w="2733"/>
+            <w:tcW w:type="dxa" w:w="2640"/>
             <w:shd w:fill="F1F5F7"/>
             <w:tcBorders>
               <w:top w:val="single" w:sz="4" w:color="D9D9D9"/>
@@ -1727,7 +1727,7 @@
         </w:tc>
         <w:tc>
           <w:tcPr>
-            <w:tcW w:type="dxa" w:w="1892"/>
+            <w:tcW w:type="dxa" w:w="1827"/>
             <w:shd w:fill="F1F5F7"/>
             <w:tcBorders>
               <w:top w:val="single" w:sz="4" w:color="D9D9D9"/>
@@ -1760,7 +1760,7 @@
       <w:tr>
         <w:tc>
           <w:tcPr>
-            <w:tcW w:type="dxa" w:w="3574"/>
+            <w:tcW w:type="dxa" w:w="3452"/>
             <w:shd w:fill="FFFFFF"/>
             <w:tcBorders>
               <w:top w:val="single" w:sz="4" w:color="D9D9D9"/>
@@ -1791,7 +1791,7 @@
         </w:tc>
         <w:tc>
           <w:tcPr>
-            <w:tcW w:type="dxa" w:w="2313"/>
+            <w:tcW w:type="dxa" w:w="2233"/>
             <w:shd w:fill="FFFFFF"/>
             <w:tcBorders>
               <w:top w:val="single" w:sz="4" w:color="D9D9D9"/>
@@ -1822,7 +1822,7 @@
         </w:tc>
         <w:tc>
           <w:tcPr>
-            <w:tcW w:type="dxa" w:w="2733"/>
+            <w:tcW w:type="dxa" w:w="2640"/>
             <w:shd w:fill="FFFFFF"/>
             <w:tcBorders>
               <w:top w:val="single" w:sz="4" w:color="D9D9D9"/>
@@ -1853,7 +1853,7 @@
         </w:tc>
         <w:tc>
           <w:tcPr>
-            <w:tcW w:type="dxa" w:w="1892"/>
+            <w:tcW w:type="dxa" w:w="1827"/>
             <w:shd w:fill="FFFFFF"/>
             <w:tcBorders>
               <w:top w:val="single" w:sz="4" w:color="D9D9D9"/>
@@ -1901,15 +1901,15 @@
         <w:tblLook w:firstColumn="1" w:firstRow="1" w:lastColumn="0" w:lastRow="0" w:noHBand="0" w:noVBand="1" w:val="04A0"/>
       </w:tblPr>
       <w:tblGrid>
-        <w:gridCol w:w="4205"/>
-        <w:gridCol w:w="2102"/>
-        <w:gridCol w:w="2102"/>
-        <w:gridCol w:w="2102"/>
+        <w:gridCol w:w="4061"/>
+        <w:gridCol w:w="2030"/>
+        <w:gridCol w:w="2030"/>
+        <w:gridCol w:w="2030"/>
       </w:tblGrid>
       <w:tr>
         <w:tc>
           <w:tcPr>
-            <w:tcW w:type="dxa" w:w="4205"/>
+            <w:tcW w:type="dxa" w:w="4061"/>
             <w:shd w:fill="142D40"/>
             <w:tcBorders>
               <w:top w:val="single" w:sz="4" w:color="D9D9D9"/>
@@ -1940,7 +1940,7 @@
         </w:tc>
         <w:tc>
           <w:tcPr>
-            <w:tcW w:type="dxa" w:w="2102"/>
+            <w:tcW w:type="dxa" w:w="2030"/>
             <w:shd w:fill="142D40"/>
             <w:tcBorders>
               <w:top w:val="single" w:sz="4" w:color="D9D9D9"/>
@@ -1971,7 +1971,7 @@
         </w:tc>
         <w:tc>
           <w:tcPr>
-            <w:tcW w:type="dxa" w:w="2102"/>
+            <w:tcW w:type="dxa" w:w="2030"/>
             <w:shd w:fill="142D40"/>
             <w:tcBorders>
               <w:top w:val="single" w:sz="4" w:color="D9D9D9"/>
@@ -2002,7 +2002,7 @@
         </w:tc>
         <w:tc>
           <w:tcPr>
-            <w:tcW w:type="dxa" w:w="2102"/>
+            <w:tcW w:type="dxa" w:w="2030"/>
             <w:shd w:fill="142D40"/>
             <w:tcBorders>
               <w:top w:val="single" w:sz="4" w:color="D9D9D9"/>
@@ -2035,7 +2035,7 @@
       <w:tr>
         <w:tc>
           <w:tcPr>
-            <w:tcW w:type="dxa" w:w="4205"/>
+            <w:tcW w:type="dxa" w:w="4061"/>
             <w:shd w:fill="FFFFFF"/>
             <w:tcBorders>
               <w:top w:val="single" w:sz="4" w:color="D9D9D9"/>
@@ -2066,7 +2066,7 @@
         </w:tc>
         <w:tc>
           <w:tcPr>
-            <w:tcW w:type="dxa" w:w="2102"/>
+            <w:tcW w:type="dxa" w:w="2030"/>
             <w:shd w:fill="FFFFFF"/>
             <w:tcBorders>
               <w:top w:val="single" w:sz="4" w:color="D9D9D9"/>
@@ -2097,7 +2097,7 @@
         </w:tc>
         <w:tc>
           <w:tcPr>
-            <w:tcW w:type="dxa" w:w="2102"/>
+            <w:tcW w:type="dxa" w:w="2030"/>
             <w:shd w:fill="FFFFFF"/>
             <w:tcBorders>
               <w:top w:val="single" w:sz="4" w:color="D9D9D9"/>
@@ -2128,7 +2128,7 @@
         </w:tc>
         <w:tc>
           <w:tcPr>
-            <w:tcW w:type="dxa" w:w="2102"/>
+            <w:tcW w:type="dxa" w:w="2030"/>
             <w:shd w:fill="FFFFFF"/>
             <w:tcBorders>
               <w:top w:val="single" w:sz="4" w:color="D9D9D9"/>
@@ -2161,7 +2161,7 @@
       <w:tr>
         <w:tc>
           <w:tcPr>
-            <w:tcW w:type="dxa" w:w="4205"/>
+            <w:tcW w:type="dxa" w:w="4061"/>
             <w:shd w:fill="F1F5F7"/>
             <w:tcBorders>
               <w:top w:val="single" w:sz="4" w:color="D9D9D9"/>
@@ -2192,7 +2192,7 @@
         </w:tc>
         <w:tc>
           <w:tcPr>
-            <w:tcW w:type="dxa" w:w="2102"/>
+            <w:tcW w:type="dxa" w:w="2030"/>
             <w:shd w:fill="F1F5F7"/>
             <w:tcBorders>
               <w:top w:val="single" w:sz="4" w:color="D9D9D9"/>
@@ -2223,7 +2223,7 @@
         </w:tc>
         <w:tc>
           <w:tcPr>
-            <w:tcW w:type="dxa" w:w="2102"/>
+            <w:tcW w:type="dxa" w:w="2030"/>
             <w:shd w:fill="F1F5F7"/>
             <w:tcBorders>
               <w:top w:val="single" w:sz="4" w:color="D9D9D9"/>
@@ -2254,7 +2254,7 @@
         </w:tc>
         <w:tc>
           <w:tcPr>
-            <w:tcW w:type="dxa" w:w="2102"/>
+            <w:tcW w:type="dxa" w:w="2030"/>
             <w:shd w:fill="F1F5F7"/>
             <w:tcBorders>
               <w:top w:val="single" w:sz="4" w:color="D9D9D9"/>
@@ -2310,7 +2310,7 @@
     </w:p>
     <w:p>
       <w:r>
-        <w:t>a. Rule: investigate if the variance is more than £250 or more than 20% of budget. Sales revenue (£900 is more than £250): yes. Staff wages (£300 is more than £250): yes. Marketing (£150 is not more than £250 but 25.0% is more than 20%): yes. Energy: yes (£250 is not more than £250, but 27.8% is more than 20%). Ingredients (£243 is not more than £250; 4.5% is not more than 20%): no. Rent (nil): no. Other costs (£20; 5.0%): no.</w:t>
+        <w:t>a. Rule: investigate if the variance is more than £250 or more than 20% of budget. Compare sizes only, ignoring the minus sign. Sales revenue (£900 is more than £250): yes. Staff wages (£300 is more than £250): yes. Marketing (£150 is not more than £250 but 25.0% is more than 20%): yes. Energy: yes (£250 is not more than £250, but 27.8% is more than 20%). Ingredients (£243 is not more than £250; 4.5% is not more than 20%): no. Rent (nil): no. Other costs (£20; 5.0%): no.</w:t>
       </w:r>
     </w:p>
     <w:p>
@@ -2392,17 +2392,42 @@
     </w:p>
     <w:p>
       <w:r>
-        <w:t>Curriculum source: Pearson Edexcel Level 3 Advanced GCE in Business specification, Issue 1, September 2014, Theme 2, section 2.2.4 (printed page 15). The specification verifies the topic scope only. The tasks, figures, timings and guidance are original TBS teaching design. Full source record: SOURCES.md.</w:t>
+        <w:t>Curriculum source: Pearson Edexcel Level 3 Advanced GCE in Business specification, Issue 1, September 2014, Theme 2, section 2.2.4 (printed page 15). The specification verifies the topic scope only. The tasks, figures, timings and guidance are original TBS teaching design.</w:t>
       </w:r>
     </w:p>
     <w:sectPr>
-      <w:pgSz w:w="12240" w:h="15840"/>
+      <w:footerReference w:type="default" r:id="rId9"/>
+      <w:pgSz w:w="11906" w:h="16838"/>
       <w:pgMar w:top="648" w:right="864" w:bottom="835" w:left="864" w:header="720" w:footer="720" w:gutter="0"/>
       <w:cols w:space="720"/>
       <w:docGrid w:linePitch="360"/>
     </w:sectPr>
   </w:body>
 </w:document>
+</file>
+
+<file path=word/footer1.xml><?xml version="1.0" encoding="utf-8"?>
+<w:ftr xmlns:m="http://schemas.openxmlformats.org/officeDocument/2006/math" xmlns:mc="http://schemas.openxmlformats.org/markup-compatibility/2006" xmlns:mo="http://schemas.microsoft.com/office/mac/office/2008/main" xmlns:mv="urn:schemas-microsoft-com:mac:vml" xmlns:o="urn:schemas-microsoft-com:office:office" xmlns:r="http://schemas.openxmlformats.org/officeDocument/2006/relationships" xmlns:v="urn:schemas-microsoft-com:vml" xmlns:w10="urn:schemas-microsoft-com:office:word" xmlns:w14="http://schemas.microsoft.com/office/word/2010/wordml" xmlns:w="http://schemas.openxmlformats.org/wordprocessingml/2006/main" xmlns:wne="http://schemas.microsoft.com/office/word/2006/wordml" xmlns:wp14="http://schemas.microsoft.com/office/word/2010/wordprocessingDrawing" xmlns:wp="http://schemas.openxmlformats.org/drawingml/2006/wordprocessingDrawing" xmlns:wpc="http://schemas.microsoft.com/office/word/2010/wordprocessingCanvas" xmlns:wpg="http://schemas.microsoft.com/office/word/2010/wordprocessingGroup" xmlns:wpi="http://schemas.microsoft.com/office/word/2010/wordprocessingInk" xmlns:wps="http://schemas.microsoft.com/office/word/2010/wordprocessingShape" mc:Ignorable="w14 wp14">
+  <w:p>
+    <w:pPr>
+      <w:pStyle w:val="Footer"/>
+    </w:pPr>
+    <w:r>
+      <w:rPr>
+        <w:sz w:val="16"/>
+      </w:rPr>
+      <w:t xml:space="preserve">TBS-BV-20261009-v1.4 | THE BUSINESS SCHOOL | page </w:t>
+    </w:r>
+    <w:fldSimple w:instr="PAGE">
+      <w:r>
+        <w:rPr>
+          <w:sz w:val="16"/>
+        </w:rPr>
+        <w:t>1</w:t>
+      </w:r>
+    </w:fldSimple>
+  </w:p>
+</w:ftr>
 </file>
 
 <file path=word/numbering.xml><?xml version="1.0" encoding="utf-8"?>
@@ -2832,7 +2857,7 @@
     <w:pPr>
       <w:keepNext/>
       <w:keepLines/>
-      <w:spacing w:before="480" w:after="0"/>
+      <w:spacing w:before="240" w:after="0"/>
       <w:outlineLvl w:val="0"/>
     </w:pPr>
     <w:rPr>

--- a/resources/a-level-business-budget-variances-cafe/A-Level-Business-Budget-Variances-Cafe-Teacher.docx
+++ b/resources/a-level-business-budget-variances-cafe/A-Level-Business-Budget-Variances-Cafe-Teacher.docx
@@ -61,13 +61,13 @@
         <w:tc>
           <w:tcPr>
             <w:tcW w:type="dxa" w:w="3452"/>
-            <w:shd w:fill="142D40"/>
             <w:tcBorders>
               <w:top w:val="single" w:sz="4" w:color="D9D9D9"/>
               <w:bottom w:val="single" w:sz="4" w:color="D9D9D9"/>
               <w:left w:val="single" w:sz="4" w:color="D9D9D9"/>
               <w:right w:val="single" w:sz="4" w:color="D9D9D9"/>
             </w:tcBorders>
+            <w:shd w:fill="142D40"/>
             <w:tcMar>
               <w:top w:w="85" w:type="dxa"/>
               <w:bottom w:w="85" w:type="dxa"/>
@@ -92,13 +92,13 @@
         <w:tc>
           <w:tcPr>
             <w:tcW w:type="dxa" w:w="1218"/>
-            <w:shd w:fill="142D40"/>
             <w:tcBorders>
               <w:top w:val="single" w:sz="4" w:color="D9D9D9"/>
               <w:bottom w:val="single" w:sz="4" w:color="D9D9D9"/>
               <w:left w:val="single" w:sz="4" w:color="D9D9D9"/>
               <w:right w:val="single" w:sz="4" w:color="D9D9D9"/>
             </w:tcBorders>
+            <w:shd w:fill="142D40"/>
             <w:tcMar>
               <w:top w:w="85" w:type="dxa"/>
               <w:bottom w:w="85" w:type="dxa"/>
@@ -123,13 +123,13 @@
         <w:tc>
           <w:tcPr>
             <w:tcW w:type="dxa" w:w="5482"/>
-            <w:shd w:fill="142D40"/>
             <w:tcBorders>
               <w:top w:val="single" w:sz="4" w:color="D9D9D9"/>
               <w:bottom w:val="single" w:sz="4" w:color="D9D9D9"/>
               <w:left w:val="single" w:sz="4" w:color="D9D9D9"/>
               <w:right w:val="single" w:sz="4" w:color="D9D9D9"/>
             </w:tcBorders>
+            <w:shd w:fill="142D40"/>
             <w:tcMar>
               <w:top w:w="85" w:type="dxa"/>
               <w:bottom w:w="85" w:type="dxa"/>
@@ -156,13 +156,13 @@
         <w:tc>
           <w:tcPr>
             <w:tcW w:type="dxa" w:w="3452"/>
-            <w:shd w:fill="FFFFFF"/>
             <w:tcBorders>
               <w:top w:val="single" w:sz="4" w:color="D9D9D9"/>
               <w:bottom w:val="single" w:sz="4" w:color="D9D9D9"/>
               <w:left w:val="single" w:sz="4" w:color="D9D9D9"/>
               <w:right w:val="single" w:sz="4" w:color="D9D9D9"/>
             </w:tcBorders>
+            <w:shd w:fill="FFFFFF"/>
             <w:tcMar>
               <w:top w:w="85" w:type="dxa"/>
               <w:bottom w:w="85" w:type="dxa"/>
@@ -187,13 +187,13 @@
         <w:tc>
           <w:tcPr>
             <w:tcW w:type="dxa" w:w="1218"/>
-            <w:shd w:fill="FFFFFF"/>
             <w:tcBorders>
               <w:top w:val="single" w:sz="4" w:color="D9D9D9"/>
               <w:bottom w:val="single" w:sz="4" w:color="D9D9D9"/>
               <w:left w:val="single" w:sz="4" w:color="D9D9D9"/>
               <w:right w:val="single" w:sz="4" w:color="D9D9D9"/>
             </w:tcBorders>
+            <w:shd w:fill="FFFFFF"/>
             <w:tcMar>
               <w:top w:w="85" w:type="dxa"/>
               <w:bottom w:w="85" w:type="dxa"/>
@@ -218,13 +218,13 @@
         <w:tc>
           <w:tcPr>
             <w:tcW w:type="dxa" w:w="5482"/>
-            <w:shd w:fill="FFFFFF"/>
             <w:tcBorders>
               <w:top w:val="single" w:sz="4" w:color="D9D9D9"/>
               <w:bottom w:val="single" w:sz="4" w:color="D9D9D9"/>
               <w:left w:val="single" w:sz="4" w:color="D9D9D9"/>
               <w:right w:val="single" w:sz="4" w:color="D9D9D9"/>
             </w:tcBorders>
+            <w:shd w:fill="FFFFFF"/>
             <w:tcMar>
               <w:top w:w="85" w:type="dxa"/>
               <w:bottom w:w="85" w:type="dxa"/>
@@ -251,13 +251,13 @@
         <w:tc>
           <w:tcPr>
             <w:tcW w:type="dxa" w:w="3452"/>
-            <w:shd w:fill="F1F5F7"/>
             <w:tcBorders>
               <w:top w:val="single" w:sz="4" w:color="D9D9D9"/>
               <w:bottom w:val="single" w:sz="4" w:color="D9D9D9"/>
               <w:left w:val="single" w:sz="4" w:color="D9D9D9"/>
               <w:right w:val="single" w:sz="4" w:color="D9D9D9"/>
             </w:tcBorders>
+            <w:shd w:fill="F1F5F7"/>
             <w:tcMar>
               <w:top w:w="85" w:type="dxa"/>
               <w:bottom w:w="85" w:type="dxa"/>
@@ -282,13 +282,13 @@
         <w:tc>
           <w:tcPr>
             <w:tcW w:type="dxa" w:w="1218"/>
-            <w:shd w:fill="F1F5F7"/>
             <w:tcBorders>
               <w:top w:val="single" w:sz="4" w:color="D9D9D9"/>
               <w:bottom w:val="single" w:sz="4" w:color="D9D9D9"/>
               <w:left w:val="single" w:sz="4" w:color="D9D9D9"/>
               <w:right w:val="single" w:sz="4" w:color="D9D9D9"/>
             </w:tcBorders>
+            <w:shd w:fill="F1F5F7"/>
             <w:tcMar>
               <w:top w:w="85" w:type="dxa"/>
               <w:bottom w:w="85" w:type="dxa"/>
@@ -313,13 +313,13 @@
         <w:tc>
           <w:tcPr>
             <w:tcW w:type="dxa" w:w="5482"/>
-            <w:shd w:fill="F1F5F7"/>
             <w:tcBorders>
               <w:top w:val="single" w:sz="4" w:color="D9D9D9"/>
               <w:bottom w:val="single" w:sz="4" w:color="D9D9D9"/>
               <w:left w:val="single" w:sz="4" w:color="D9D9D9"/>
               <w:right w:val="single" w:sz="4" w:color="D9D9D9"/>
             </w:tcBorders>
+            <w:shd w:fill="F1F5F7"/>
             <w:tcMar>
               <w:top w:w="85" w:type="dxa"/>
               <w:bottom w:w="85" w:type="dxa"/>
@@ -346,13 +346,13 @@
         <w:tc>
           <w:tcPr>
             <w:tcW w:type="dxa" w:w="3452"/>
-            <w:shd w:fill="FFFFFF"/>
             <w:tcBorders>
               <w:top w:val="single" w:sz="4" w:color="D9D9D9"/>
               <w:bottom w:val="single" w:sz="4" w:color="D9D9D9"/>
               <w:left w:val="single" w:sz="4" w:color="D9D9D9"/>
               <w:right w:val="single" w:sz="4" w:color="D9D9D9"/>
             </w:tcBorders>
+            <w:shd w:fill="FFFFFF"/>
             <w:tcMar>
               <w:top w:w="85" w:type="dxa"/>
               <w:bottom w:w="85" w:type="dxa"/>
@@ -377,13 +377,13 @@
         <w:tc>
           <w:tcPr>
             <w:tcW w:type="dxa" w:w="1218"/>
-            <w:shd w:fill="FFFFFF"/>
             <w:tcBorders>
               <w:top w:val="single" w:sz="4" w:color="D9D9D9"/>
               <w:bottom w:val="single" w:sz="4" w:color="D9D9D9"/>
               <w:left w:val="single" w:sz="4" w:color="D9D9D9"/>
               <w:right w:val="single" w:sz="4" w:color="D9D9D9"/>
             </w:tcBorders>
+            <w:shd w:fill="FFFFFF"/>
             <w:tcMar>
               <w:top w:w="85" w:type="dxa"/>
               <w:bottom w:w="85" w:type="dxa"/>
@@ -408,13 +408,13 @@
         <w:tc>
           <w:tcPr>
             <w:tcW w:type="dxa" w:w="5482"/>
-            <w:shd w:fill="FFFFFF"/>
             <w:tcBorders>
               <w:top w:val="single" w:sz="4" w:color="D9D9D9"/>
               <w:bottom w:val="single" w:sz="4" w:color="D9D9D9"/>
               <w:left w:val="single" w:sz="4" w:color="D9D9D9"/>
               <w:right w:val="single" w:sz="4" w:color="D9D9D9"/>
             </w:tcBorders>
+            <w:shd w:fill="FFFFFF"/>
             <w:tcMar>
               <w:top w:w="85" w:type="dxa"/>
               <w:bottom w:w="85" w:type="dxa"/>
@@ -441,13 +441,13 @@
         <w:tc>
           <w:tcPr>
             <w:tcW w:type="dxa" w:w="3452"/>
-            <w:shd w:fill="F1F5F7"/>
             <w:tcBorders>
               <w:top w:val="single" w:sz="4" w:color="D9D9D9"/>
               <w:bottom w:val="single" w:sz="4" w:color="D9D9D9"/>
               <w:left w:val="single" w:sz="4" w:color="D9D9D9"/>
               <w:right w:val="single" w:sz="4" w:color="D9D9D9"/>
             </w:tcBorders>
+            <w:shd w:fill="F1F5F7"/>
             <w:tcMar>
               <w:top w:w="85" w:type="dxa"/>
               <w:bottom w:w="85" w:type="dxa"/>
@@ -472,13 +472,13 @@
         <w:tc>
           <w:tcPr>
             <w:tcW w:type="dxa" w:w="1218"/>
-            <w:shd w:fill="F1F5F7"/>
             <w:tcBorders>
               <w:top w:val="single" w:sz="4" w:color="D9D9D9"/>
               <w:bottom w:val="single" w:sz="4" w:color="D9D9D9"/>
               <w:left w:val="single" w:sz="4" w:color="D9D9D9"/>
               <w:right w:val="single" w:sz="4" w:color="D9D9D9"/>
             </w:tcBorders>
+            <w:shd w:fill="F1F5F7"/>
             <w:tcMar>
               <w:top w:w="85" w:type="dxa"/>
               <w:bottom w:w="85" w:type="dxa"/>
@@ -503,13 +503,13 @@
         <w:tc>
           <w:tcPr>
             <w:tcW w:type="dxa" w:w="5482"/>
-            <w:shd w:fill="F1F5F7"/>
             <w:tcBorders>
               <w:top w:val="single" w:sz="4" w:color="D9D9D9"/>
               <w:bottom w:val="single" w:sz="4" w:color="D9D9D9"/>
               <w:left w:val="single" w:sz="4" w:color="D9D9D9"/>
               <w:right w:val="single" w:sz="4" w:color="D9D9D9"/>
             </w:tcBorders>
+            <w:shd w:fill="F1F5F7"/>
             <w:tcMar>
               <w:top w:w="85" w:type="dxa"/>
               <w:bottom w:w="85" w:type="dxa"/>
@@ -536,13 +536,13 @@
         <w:tc>
           <w:tcPr>
             <w:tcW w:type="dxa" w:w="3452"/>
-            <w:shd w:fill="FFFFFF"/>
             <w:tcBorders>
               <w:top w:val="single" w:sz="4" w:color="D9D9D9"/>
               <w:bottom w:val="single" w:sz="4" w:color="D9D9D9"/>
               <w:left w:val="single" w:sz="4" w:color="D9D9D9"/>
               <w:right w:val="single" w:sz="4" w:color="D9D9D9"/>
             </w:tcBorders>
+            <w:shd w:fill="FFFFFF"/>
             <w:tcMar>
               <w:top w:w="85" w:type="dxa"/>
               <w:bottom w:w="85" w:type="dxa"/>
@@ -567,13 +567,13 @@
         <w:tc>
           <w:tcPr>
             <w:tcW w:type="dxa" w:w="1218"/>
-            <w:shd w:fill="FFFFFF"/>
             <w:tcBorders>
               <w:top w:val="single" w:sz="4" w:color="D9D9D9"/>
               <w:bottom w:val="single" w:sz="4" w:color="D9D9D9"/>
               <w:left w:val="single" w:sz="4" w:color="D9D9D9"/>
               <w:right w:val="single" w:sz="4" w:color="D9D9D9"/>
             </w:tcBorders>
+            <w:shd w:fill="FFFFFF"/>
             <w:tcMar>
               <w:top w:w="85" w:type="dxa"/>
               <w:bottom w:w="85" w:type="dxa"/>
@@ -598,13 +598,13 @@
         <w:tc>
           <w:tcPr>
             <w:tcW w:type="dxa" w:w="5482"/>
-            <w:shd w:fill="FFFFFF"/>
             <w:tcBorders>
               <w:top w:val="single" w:sz="4" w:color="D9D9D9"/>
               <w:bottom w:val="single" w:sz="4" w:color="D9D9D9"/>
               <w:left w:val="single" w:sz="4" w:color="D9D9D9"/>
               <w:right w:val="single" w:sz="4" w:color="D9D9D9"/>
             </w:tcBorders>
+            <w:shd w:fill="FFFFFF"/>
             <w:tcMar>
               <w:top w:w="85" w:type="dxa"/>
               <w:bottom w:w="85" w:type="dxa"/>
@@ -631,13 +631,13 @@
         <w:tc>
           <w:tcPr>
             <w:tcW w:type="dxa" w:w="3452"/>
-            <w:shd w:fill="F1F5F7"/>
             <w:tcBorders>
               <w:top w:val="single" w:sz="4" w:color="D9D9D9"/>
               <w:bottom w:val="single" w:sz="4" w:color="D9D9D9"/>
               <w:left w:val="single" w:sz="4" w:color="D9D9D9"/>
               <w:right w:val="single" w:sz="4" w:color="D9D9D9"/>
             </w:tcBorders>
+            <w:shd w:fill="F1F5F7"/>
             <w:tcMar>
               <w:top w:w="85" w:type="dxa"/>
               <w:bottom w:w="85" w:type="dxa"/>
@@ -662,13 +662,13 @@
         <w:tc>
           <w:tcPr>
             <w:tcW w:type="dxa" w:w="1218"/>
-            <w:shd w:fill="F1F5F7"/>
             <w:tcBorders>
               <w:top w:val="single" w:sz="4" w:color="D9D9D9"/>
               <w:bottom w:val="single" w:sz="4" w:color="D9D9D9"/>
               <w:left w:val="single" w:sz="4" w:color="D9D9D9"/>
               <w:right w:val="single" w:sz="4" w:color="D9D9D9"/>
             </w:tcBorders>
+            <w:shd w:fill="F1F5F7"/>
             <w:tcMar>
               <w:top w:w="85" w:type="dxa"/>
               <w:bottom w:w="85" w:type="dxa"/>
@@ -693,13 +693,13 @@
         <w:tc>
           <w:tcPr>
             <w:tcW w:type="dxa" w:w="5482"/>
-            <w:shd w:fill="F1F5F7"/>
             <w:tcBorders>
               <w:top w:val="single" w:sz="4" w:color="D9D9D9"/>
               <w:bottom w:val="single" w:sz="4" w:color="D9D9D9"/>
               <w:left w:val="single" w:sz="4" w:color="D9D9D9"/>
               <w:right w:val="single" w:sz="4" w:color="D9D9D9"/>
             </w:tcBorders>
+            <w:shd w:fill="F1F5F7"/>
             <w:tcMar>
               <w:top w:w="85" w:type="dxa"/>
               <w:bottom w:w="85" w:type="dxa"/>
@@ -726,13 +726,13 @@
         <w:tc>
           <w:tcPr>
             <w:tcW w:type="dxa" w:w="3452"/>
-            <w:shd w:fill="FFFFFF"/>
             <w:tcBorders>
               <w:top w:val="single" w:sz="4" w:color="D9D9D9"/>
               <w:bottom w:val="single" w:sz="4" w:color="D9D9D9"/>
               <w:left w:val="single" w:sz="4" w:color="D9D9D9"/>
               <w:right w:val="single" w:sz="4" w:color="D9D9D9"/>
             </w:tcBorders>
+            <w:shd w:fill="FFFFFF"/>
             <w:tcMar>
               <w:top w:w="85" w:type="dxa"/>
               <w:bottom w:w="85" w:type="dxa"/>
@@ -757,13 +757,13 @@
         <w:tc>
           <w:tcPr>
             <w:tcW w:type="dxa" w:w="1218"/>
-            <w:shd w:fill="FFFFFF"/>
             <w:tcBorders>
               <w:top w:val="single" w:sz="4" w:color="D9D9D9"/>
               <w:bottom w:val="single" w:sz="4" w:color="D9D9D9"/>
               <w:left w:val="single" w:sz="4" w:color="D9D9D9"/>
               <w:right w:val="single" w:sz="4" w:color="D9D9D9"/>
             </w:tcBorders>
+            <w:shd w:fill="FFFFFF"/>
             <w:tcMar>
               <w:top w:w="85" w:type="dxa"/>
               <w:bottom w:w="85" w:type="dxa"/>
@@ -788,13 +788,13 @@
         <w:tc>
           <w:tcPr>
             <w:tcW w:type="dxa" w:w="5482"/>
-            <w:shd w:fill="FFFFFF"/>
             <w:tcBorders>
               <w:top w:val="single" w:sz="4" w:color="D9D9D9"/>
               <w:bottom w:val="single" w:sz="4" w:color="D9D9D9"/>
               <w:left w:val="single" w:sz="4" w:color="D9D9D9"/>
               <w:right w:val="single" w:sz="4" w:color="D9D9D9"/>
             </w:tcBorders>
+            <w:shd w:fill="FFFFFF"/>
             <w:tcMar>
               <w:top w:w="85" w:type="dxa"/>
               <w:bottom w:w="85" w:type="dxa"/>
@@ -879,13 +879,13 @@
         <w:tc>
           <w:tcPr>
             <w:tcW w:type="dxa" w:w="3452"/>
-            <w:shd w:fill="142D40"/>
             <w:tcBorders>
               <w:top w:val="single" w:sz="4" w:color="D9D9D9"/>
               <w:bottom w:val="single" w:sz="4" w:color="D9D9D9"/>
               <w:left w:val="single" w:sz="4" w:color="D9D9D9"/>
               <w:right w:val="single" w:sz="4" w:color="D9D9D9"/>
             </w:tcBorders>
+            <w:shd w:fill="142D40"/>
             <w:tcMar>
               <w:top w:w="85" w:type="dxa"/>
               <w:bottom w:w="85" w:type="dxa"/>
@@ -910,13 +910,13 @@
         <w:tc>
           <w:tcPr>
             <w:tcW w:type="dxa" w:w="2233"/>
-            <w:shd w:fill="142D40"/>
             <w:tcBorders>
               <w:top w:val="single" w:sz="4" w:color="D9D9D9"/>
               <w:bottom w:val="single" w:sz="4" w:color="D9D9D9"/>
               <w:left w:val="single" w:sz="4" w:color="D9D9D9"/>
               <w:right w:val="single" w:sz="4" w:color="D9D9D9"/>
             </w:tcBorders>
+            <w:shd w:fill="142D40"/>
             <w:tcMar>
               <w:top w:w="85" w:type="dxa"/>
               <w:bottom w:w="85" w:type="dxa"/>
@@ -941,13 +941,13 @@
         <w:tc>
           <w:tcPr>
             <w:tcW w:type="dxa" w:w="2640"/>
-            <w:shd w:fill="142D40"/>
             <w:tcBorders>
               <w:top w:val="single" w:sz="4" w:color="D9D9D9"/>
               <w:bottom w:val="single" w:sz="4" w:color="D9D9D9"/>
               <w:left w:val="single" w:sz="4" w:color="D9D9D9"/>
               <w:right w:val="single" w:sz="4" w:color="D9D9D9"/>
             </w:tcBorders>
+            <w:shd w:fill="142D40"/>
             <w:tcMar>
               <w:top w:w="85" w:type="dxa"/>
               <w:bottom w:w="85" w:type="dxa"/>
@@ -972,13 +972,13 @@
         <w:tc>
           <w:tcPr>
             <w:tcW w:type="dxa" w:w="1827"/>
-            <w:shd w:fill="142D40"/>
             <w:tcBorders>
               <w:top w:val="single" w:sz="4" w:color="D9D9D9"/>
               <w:bottom w:val="single" w:sz="4" w:color="D9D9D9"/>
               <w:left w:val="single" w:sz="4" w:color="D9D9D9"/>
               <w:right w:val="single" w:sz="4" w:color="D9D9D9"/>
             </w:tcBorders>
+            <w:shd w:fill="142D40"/>
             <w:tcMar>
               <w:top w:w="85" w:type="dxa"/>
               <w:bottom w:w="85" w:type="dxa"/>
@@ -1005,13 +1005,13 @@
         <w:tc>
           <w:tcPr>
             <w:tcW w:type="dxa" w:w="3452"/>
-            <w:shd w:fill="FFFFFF"/>
             <w:tcBorders>
               <w:top w:val="single" w:sz="4" w:color="D9D9D9"/>
               <w:bottom w:val="single" w:sz="4" w:color="D9D9D9"/>
               <w:left w:val="single" w:sz="4" w:color="D9D9D9"/>
               <w:right w:val="single" w:sz="4" w:color="D9D9D9"/>
             </w:tcBorders>
+            <w:shd w:fill="FFFFFF"/>
             <w:tcMar>
               <w:top w:w="85" w:type="dxa"/>
               <w:bottom w:w="85" w:type="dxa"/>
@@ -1036,13 +1036,13 @@
         <w:tc>
           <w:tcPr>
             <w:tcW w:type="dxa" w:w="2233"/>
-            <w:shd w:fill="FFFFFF"/>
             <w:tcBorders>
               <w:top w:val="single" w:sz="4" w:color="D9D9D9"/>
               <w:bottom w:val="single" w:sz="4" w:color="D9D9D9"/>
               <w:left w:val="single" w:sz="4" w:color="D9D9D9"/>
               <w:right w:val="single" w:sz="4" w:color="D9D9D9"/>
             </w:tcBorders>
+            <w:shd w:fill="FFFFFF"/>
             <w:tcMar>
               <w:top w:w="85" w:type="dxa"/>
               <w:bottom w:w="85" w:type="dxa"/>
@@ -1067,13 +1067,13 @@
         <w:tc>
           <w:tcPr>
             <w:tcW w:type="dxa" w:w="2640"/>
-            <w:shd w:fill="FFFFFF"/>
             <w:tcBorders>
               <w:top w:val="single" w:sz="4" w:color="D9D9D9"/>
               <w:bottom w:val="single" w:sz="4" w:color="D9D9D9"/>
               <w:left w:val="single" w:sz="4" w:color="D9D9D9"/>
               <w:right w:val="single" w:sz="4" w:color="D9D9D9"/>
             </w:tcBorders>
+            <w:shd w:fill="FFFFFF"/>
             <w:tcMar>
               <w:top w:w="85" w:type="dxa"/>
               <w:bottom w:w="85" w:type="dxa"/>
@@ -1098,13 +1098,13 @@
         <w:tc>
           <w:tcPr>
             <w:tcW w:type="dxa" w:w="1827"/>
-            <w:shd w:fill="FFFFFF"/>
             <w:tcBorders>
               <w:top w:val="single" w:sz="4" w:color="D9D9D9"/>
               <w:bottom w:val="single" w:sz="4" w:color="D9D9D9"/>
               <w:left w:val="single" w:sz="4" w:color="D9D9D9"/>
               <w:right w:val="single" w:sz="4" w:color="D9D9D9"/>
             </w:tcBorders>
+            <w:shd w:fill="FFFFFF"/>
             <w:tcMar>
               <w:top w:w="85" w:type="dxa"/>
               <w:bottom w:w="85" w:type="dxa"/>
@@ -1131,13 +1131,13 @@
         <w:tc>
           <w:tcPr>
             <w:tcW w:type="dxa" w:w="3452"/>
-            <w:shd w:fill="F1F5F7"/>
             <w:tcBorders>
               <w:top w:val="single" w:sz="4" w:color="D9D9D9"/>
               <w:bottom w:val="single" w:sz="4" w:color="D9D9D9"/>
               <w:left w:val="single" w:sz="4" w:color="D9D9D9"/>
               <w:right w:val="single" w:sz="4" w:color="D9D9D9"/>
             </w:tcBorders>
+            <w:shd w:fill="F1F5F7"/>
             <w:tcMar>
               <w:top w:w="85" w:type="dxa"/>
               <w:bottom w:w="85" w:type="dxa"/>
@@ -1162,13 +1162,13 @@
         <w:tc>
           <w:tcPr>
             <w:tcW w:type="dxa" w:w="2233"/>
-            <w:shd w:fill="F1F5F7"/>
             <w:tcBorders>
               <w:top w:val="single" w:sz="4" w:color="D9D9D9"/>
               <w:bottom w:val="single" w:sz="4" w:color="D9D9D9"/>
               <w:left w:val="single" w:sz="4" w:color="D9D9D9"/>
               <w:right w:val="single" w:sz="4" w:color="D9D9D9"/>
             </w:tcBorders>
+            <w:shd w:fill="F1F5F7"/>
             <w:tcMar>
               <w:top w:w="85" w:type="dxa"/>
               <w:bottom w:w="85" w:type="dxa"/>
@@ -1193,13 +1193,13 @@
         <w:tc>
           <w:tcPr>
             <w:tcW w:type="dxa" w:w="2640"/>
-            <w:shd w:fill="F1F5F7"/>
             <w:tcBorders>
               <w:top w:val="single" w:sz="4" w:color="D9D9D9"/>
               <w:bottom w:val="single" w:sz="4" w:color="D9D9D9"/>
               <w:left w:val="single" w:sz="4" w:color="D9D9D9"/>
               <w:right w:val="single" w:sz="4" w:color="D9D9D9"/>
             </w:tcBorders>
+            <w:shd w:fill="F1F5F7"/>
             <w:tcMar>
               <w:top w:w="85" w:type="dxa"/>
               <w:bottom w:w="85" w:type="dxa"/>
@@ -1224,13 +1224,13 @@
         <w:tc>
           <w:tcPr>
             <w:tcW w:type="dxa" w:w="1827"/>
-            <w:shd w:fill="F1F5F7"/>
             <w:tcBorders>
               <w:top w:val="single" w:sz="4" w:color="D9D9D9"/>
               <w:bottom w:val="single" w:sz="4" w:color="D9D9D9"/>
               <w:left w:val="single" w:sz="4" w:color="D9D9D9"/>
               <w:right w:val="single" w:sz="4" w:color="D9D9D9"/>
             </w:tcBorders>
+            <w:shd w:fill="F1F5F7"/>
             <w:tcMar>
               <w:top w:w="85" w:type="dxa"/>
               <w:bottom w:w="85" w:type="dxa"/>
@@ -1257,13 +1257,13 @@
         <w:tc>
           <w:tcPr>
             <w:tcW w:type="dxa" w:w="3452"/>
-            <w:shd w:fill="FFFFFF"/>
             <w:tcBorders>
               <w:top w:val="single" w:sz="4" w:color="D9D9D9"/>
               <w:bottom w:val="single" w:sz="4" w:color="D9D9D9"/>
               <w:left w:val="single" w:sz="4" w:color="D9D9D9"/>
               <w:right w:val="single" w:sz="4" w:color="D9D9D9"/>
             </w:tcBorders>
+            <w:shd w:fill="FFFFFF"/>
             <w:tcMar>
               <w:top w:w="85" w:type="dxa"/>
               <w:bottom w:w="85" w:type="dxa"/>
@@ -1288,13 +1288,13 @@
         <w:tc>
           <w:tcPr>
             <w:tcW w:type="dxa" w:w="2233"/>
-            <w:shd w:fill="FFFFFF"/>
             <w:tcBorders>
               <w:top w:val="single" w:sz="4" w:color="D9D9D9"/>
               <w:bottom w:val="single" w:sz="4" w:color="D9D9D9"/>
               <w:left w:val="single" w:sz="4" w:color="D9D9D9"/>
               <w:right w:val="single" w:sz="4" w:color="D9D9D9"/>
             </w:tcBorders>
+            <w:shd w:fill="FFFFFF"/>
             <w:tcMar>
               <w:top w:w="85" w:type="dxa"/>
               <w:bottom w:w="85" w:type="dxa"/>
@@ -1319,13 +1319,13 @@
         <w:tc>
           <w:tcPr>
             <w:tcW w:type="dxa" w:w="2640"/>
-            <w:shd w:fill="FFFFFF"/>
             <w:tcBorders>
               <w:top w:val="single" w:sz="4" w:color="D9D9D9"/>
               <w:bottom w:val="single" w:sz="4" w:color="D9D9D9"/>
               <w:left w:val="single" w:sz="4" w:color="D9D9D9"/>
               <w:right w:val="single" w:sz="4" w:color="D9D9D9"/>
             </w:tcBorders>
+            <w:shd w:fill="FFFFFF"/>
             <w:tcMar>
               <w:top w:w="85" w:type="dxa"/>
               <w:bottom w:w="85" w:type="dxa"/>
@@ -1350,13 +1350,13 @@
         <w:tc>
           <w:tcPr>
             <w:tcW w:type="dxa" w:w="1827"/>
-            <w:shd w:fill="FFFFFF"/>
             <w:tcBorders>
               <w:top w:val="single" w:sz="4" w:color="D9D9D9"/>
               <w:bottom w:val="single" w:sz="4" w:color="D9D9D9"/>
               <w:left w:val="single" w:sz="4" w:color="D9D9D9"/>
               <w:right w:val="single" w:sz="4" w:color="D9D9D9"/>
             </w:tcBorders>
+            <w:shd w:fill="FFFFFF"/>
             <w:tcMar>
               <w:top w:w="85" w:type="dxa"/>
               <w:bottom w:w="85" w:type="dxa"/>
@@ -1383,13 +1383,13 @@
         <w:tc>
           <w:tcPr>
             <w:tcW w:type="dxa" w:w="3452"/>
-            <w:shd w:fill="F1F5F7"/>
             <w:tcBorders>
               <w:top w:val="single" w:sz="4" w:color="D9D9D9"/>
               <w:bottom w:val="single" w:sz="4" w:color="D9D9D9"/>
               <w:left w:val="single" w:sz="4" w:color="D9D9D9"/>
               <w:right w:val="single" w:sz="4" w:color="D9D9D9"/>
             </w:tcBorders>
+            <w:shd w:fill="F1F5F7"/>
             <w:tcMar>
               <w:top w:w="85" w:type="dxa"/>
               <w:bottom w:w="85" w:type="dxa"/>
@@ -1414,13 +1414,13 @@
         <w:tc>
           <w:tcPr>
             <w:tcW w:type="dxa" w:w="2233"/>
-            <w:shd w:fill="F1F5F7"/>
             <w:tcBorders>
               <w:top w:val="single" w:sz="4" w:color="D9D9D9"/>
               <w:bottom w:val="single" w:sz="4" w:color="D9D9D9"/>
               <w:left w:val="single" w:sz="4" w:color="D9D9D9"/>
               <w:right w:val="single" w:sz="4" w:color="D9D9D9"/>
             </w:tcBorders>
+            <w:shd w:fill="F1F5F7"/>
             <w:tcMar>
               <w:top w:w="85" w:type="dxa"/>
               <w:bottom w:w="85" w:type="dxa"/>
@@ -1445,13 +1445,13 @@
         <w:tc>
           <w:tcPr>
             <w:tcW w:type="dxa" w:w="2640"/>
-            <w:shd w:fill="F1F5F7"/>
             <w:tcBorders>
               <w:top w:val="single" w:sz="4" w:color="D9D9D9"/>
               <w:bottom w:val="single" w:sz="4" w:color="D9D9D9"/>
               <w:left w:val="single" w:sz="4" w:color="D9D9D9"/>
               <w:right w:val="single" w:sz="4" w:color="D9D9D9"/>
             </w:tcBorders>
+            <w:shd w:fill="F1F5F7"/>
             <w:tcMar>
               <w:top w:w="85" w:type="dxa"/>
               <w:bottom w:w="85" w:type="dxa"/>
@@ -1476,13 +1476,13 @@
         <w:tc>
           <w:tcPr>
             <w:tcW w:type="dxa" w:w="1827"/>
-            <w:shd w:fill="F1F5F7"/>
             <w:tcBorders>
               <w:top w:val="single" w:sz="4" w:color="D9D9D9"/>
               <w:bottom w:val="single" w:sz="4" w:color="D9D9D9"/>
               <w:left w:val="single" w:sz="4" w:color="D9D9D9"/>
               <w:right w:val="single" w:sz="4" w:color="D9D9D9"/>
             </w:tcBorders>
+            <w:shd w:fill="F1F5F7"/>
             <w:tcMar>
               <w:top w:w="85" w:type="dxa"/>
               <w:bottom w:w="85" w:type="dxa"/>
@@ -1509,13 +1509,13 @@
         <w:tc>
           <w:tcPr>
             <w:tcW w:type="dxa" w:w="3452"/>
-            <w:shd w:fill="FFFFFF"/>
             <w:tcBorders>
               <w:top w:val="single" w:sz="4" w:color="D9D9D9"/>
               <w:bottom w:val="single" w:sz="4" w:color="D9D9D9"/>
               <w:left w:val="single" w:sz="4" w:color="D9D9D9"/>
               <w:right w:val="single" w:sz="4" w:color="D9D9D9"/>
             </w:tcBorders>
+            <w:shd w:fill="FFFFFF"/>
             <w:tcMar>
               <w:top w:w="85" w:type="dxa"/>
               <w:bottom w:w="85" w:type="dxa"/>
@@ -1540,13 +1540,13 @@
         <w:tc>
           <w:tcPr>
             <w:tcW w:type="dxa" w:w="2233"/>
-            <w:shd w:fill="FFFFFF"/>
             <w:tcBorders>
               <w:top w:val="single" w:sz="4" w:color="D9D9D9"/>
               <w:bottom w:val="single" w:sz="4" w:color="D9D9D9"/>
               <w:left w:val="single" w:sz="4" w:color="D9D9D9"/>
               <w:right w:val="single" w:sz="4" w:color="D9D9D9"/>
             </w:tcBorders>
+            <w:shd w:fill="FFFFFF"/>
             <w:tcMar>
               <w:top w:w="85" w:type="dxa"/>
               <w:bottom w:w="85" w:type="dxa"/>
@@ -1571,13 +1571,13 @@
         <w:tc>
           <w:tcPr>
             <w:tcW w:type="dxa" w:w="2640"/>
-            <w:shd w:fill="FFFFFF"/>
             <w:tcBorders>
               <w:top w:val="single" w:sz="4" w:color="D9D9D9"/>
               <w:bottom w:val="single" w:sz="4" w:color="D9D9D9"/>
               <w:left w:val="single" w:sz="4" w:color="D9D9D9"/>
               <w:right w:val="single" w:sz="4" w:color="D9D9D9"/>
             </w:tcBorders>
+            <w:shd w:fill="FFFFFF"/>
             <w:tcMar>
               <w:top w:w="85" w:type="dxa"/>
               <w:bottom w:w="85" w:type="dxa"/>
@@ -1602,13 +1602,13 @@
         <w:tc>
           <w:tcPr>
             <w:tcW w:type="dxa" w:w="1827"/>
-            <w:shd w:fill="FFFFFF"/>
             <w:tcBorders>
               <w:top w:val="single" w:sz="4" w:color="D9D9D9"/>
               <w:bottom w:val="single" w:sz="4" w:color="D9D9D9"/>
               <w:left w:val="single" w:sz="4" w:color="D9D9D9"/>
               <w:right w:val="single" w:sz="4" w:color="D9D9D9"/>
             </w:tcBorders>
+            <w:shd w:fill="FFFFFF"/>
             <w:tcMar>
               <w:top w:w="85" w:type="dxa"/>
               <w:bottom w:w="85" w:type="dxa"/>
@@ -1635,13 +1635,13 @@
         <w:tc>
           <w:tcPr>
             <w:tcW w:type="dxa" w:w="3452"/>
-            <w:shd w:fill="F1F5F7"/>
             <w:tcBorders>
               <w:top w:val="single" w:sz="4" w:color="D9D9D9"/>
               <w:bottom w:val="single" w:sz="4" w:color="D9D9D9"/>
               <w:left w:val="single" w:sz="4" w:color="D9D9D9"/>
               <w:right w:val="single" w:sz="4" w:color="D9D9D9"/>
             </w:tcBorders>
+            <w:shd w:fill="F1F5F7"/>
             <w:tcMar>
               <w:top w:w="85" w:type="dxa"/>
               <w:bottom w:w="85" w:type="dxa"/>
@@ -1666,13 +1666,13 @@
         <w:tc>
           <w:tcPr>
             <w:tcW w:type="dxa" w:w="2233"/>
-            <w:shd w:fill="F1F5F7"/>
             <w:tcBorders>
               <w:top w:val="single" w:sz="4" w:color="D9D9D9"/>
               <w:bottom w:val="single" w:sz="4" w:color="D9D9D9"/>
               <w:left w:val="single" w:sz="4" w:color="D9D9D9"/>
               <w:right w:val="single" w:sz="4" w:color="D9D9D9"/>
             </w:tcBorders>
+            <w:shd w:fill="F1F5F7"/>
             <w:tcMar>
               <w:top w:w="85" w:type="dxa"/>
               <w:bottom w:w="85" w:type="dxa"/>
@@ -1697,13 +1697,13 @@
         <w:tc>
           <w:tcPr>
             <w:tcW w:type="dxa" w:w="2640"/>
-            <w:shd w:fill="F1F5F7"/>
             <w:tcBorders>
               <w:top w:val="single" w:sz="4" w:color="D9D9D9"/>
               <w:bottom w:val="single" w:sz="4" w:color="D9D9D9"/>
               <w:left w:val="single" w:sz="4" w:color="D9D9D9"/>
               <w:right w:val="single" w:sz="4" w:color="D9D9D9"/>
             </w:tcBorders>
+            <w:shd w:fill="F1F5F7"/>
             <w:tcMar>
               <w:top w:w="85" w:type="dxa"/>
               <w:bottom w:w="85" w:type="dxa"/>
@@ -1728,13 +1728,13 @@
         <w:tc>
           <w:tcPr>
             <w:tcW w:type="dxa" w:w="1827"/>
-            <w:shd w:fill="F1F5F7"/>
             <w:tcBorders>
               <w:top w:val="single" w:sz="4" w:color="D9D9D9"/>
               <w:bottom w:val="single" w:sz="4" w:color="D9D9D9"/>
               <w:left w:val="single" w:sz="4" w:color="D9D9D9"/>
               <w:right w:val="single" w:sz="4" w:color="D9D9D9"/>
             </w:tcBorders>
+            <w:shd w:fill="F1F5F7"/>
             <w:tcMar>
               <w:top w:w="85" w:type="dxa"/>
               <w:bottom w:w="85" w:type="dxa"/>
@@ -1761,13 +1761,13 @@
         <w:tc>
           <w:tcPr>
             <w:tcW w:type="dxa" w:w="3452"/>
-            <w:shd w:fill="FFFFFF"/>
             <w:tcBorders>
               <w:top w:val="single" w:sz="4" w:color="D9D9D9"/>
               <w:bottom w:val="single" w:sz="4" w:color="D9D9D9"/>
               <w:left w:val="single" w:sz="4" w:color="D9D9D9"/>
               <w:right w:val="single" w:sz="4" w:color="D9D9D9"/>
             </w:tcBorders>
+            <w:shd w:fill="FFFFFF"/>
             <w:tcMar>
               <w:top w:w="85" w:type="dxa"/>
               <w:bottom w:w="85" w:type="dxa"/>
@@ -1792,13 +1792,13 @@
         <w:tc>
           <w:tcPr>
             <w:tcW w:type="dxa" w:w="2233"/>
-            <w:shd w:fill="FFFFFF"/>
             <w:tcBorders>
               <w:top w:val="single" w:sz="4" w:color="D9D9D9"/>
               <w:bottom w:val="single" w:sz="4" w:color="D9D9D9"/>
               <w:left w:val="single" w:sz="4" w:color="D9D9D9"/>
               <w:right w:val="single" w:sz="4" w:color="D9D9D9"/>
             </w:tcBorders>
+            <w:shd w:fill="FFFFFF"/>
             <w:tcMar>
               <w:top w:w="85" w:type="dxa"/>
               <w:bottom w:w="85" w:type="dxa"/>
@@ -1823,13 +1823,13 @@
         <w:tc>
           <w:tcPr>
             <w:tcW w:type="dxa" w:w="2640"/>
-            <w:shd w:fill="FFFFFF"/>
             <w:tcBorders>
               <w:top w:val="single" w:sz="4" w:color="D9D9D9"/>
               <w:bottom w:val="single" w:sz="4" w:color="D9D9D9"/>
               <w:left w:val="single" w:sz="4" w:color="D9D9D9"/>
               <w:right w:val="single" w:sz="4" w:color="D9D9D9"/>
             </w:tcBorders>
+            <w:shd w:fill="FFFFFF"/>
             <w:tcMar>
               <w:top w:w="85" w:type="dxa"/>
               <w:bottom w:w="85" w:type="dxa"/>
@@ -1854,13 +1854,13 @@
         <w:tc>
           <w:tcPr>
             <w:tcW w:type="dxa" w:w="1827"/>
-            <w:shd w:fill="FFFFFF"/>
             <w:tcBorders>
               <w:top w:val="single" w:sz="4" w:color="D9D9D9"/>
               <w:bottom w:val="single" w:sz="4" w:color="D9D9D9"/>
               <w:left w:val="single" w:sz="4" w:color="D9D9D9"/>
               <w:right w:val="single" w:sz="4" w:color="D9D9D9"/>
             </w:tcBorders>
+            <w:shd w:fill="FFFFFF"/>
             <w:tcMar>
               <w:top w:w="85" w:type="dxa"/>
               <w:bottom w:w="85" w:type="dxa"/>
@@ -1910,13 +1910,13 @@
         <w:tc>
           <w:tcPr>
             <w:tcW w:type="dxa" w:w="4061"/>
-            <w:shd w:fill="142D40"/>
             <w:tcBorders>
               <w:top w:val="single" w:sz="4" w:color="D9D9D9"/>
               <w:bottom w:val="single" w:sz="4" w:color="D9D9D9"/>
               <w:left w:val="single" w:sz="4" w:color="D9D9D9"/>
               <w:right w:val="single" w:sz="4" w:color="D9D9D9"/>
             </w:tcBorders>
+            <w:shd w:fill="142D40"/>
             <w:tcMar>
               <w:top w:w="85" w:type="dxa"/>
               <w:bottom w:w="85" w:type="dxa"/>
@@ -1941,13 +1941,13 @@
         <w:tc>
           <w:tcPr>
             <w:tcW w:type="dxa" w:w="2030"/>
-            <w:shd w:fill="142D40"/>
             <w:tcBorders>
               <w:top w:val="single" w:sz="4" w:color="D9D9D9"/>
               <w:bottom w:val="single" w:sz="4" w:color="D9D9D9"/>
               <w:left w:val="single" w:sz="4" w:color="D9D9D9"/>
               <w:right w:val="single" w:sz="4" w:color="D9D9D9"/>
             </w:tcBorders>
+            <w:shd w:fill="142D40"/>
             <w:tcMar>
               <w:top w:w="85" w:type="dxa"/>
               <w:bottom w:w="85" w:type="dxa"/>
@@ -1972,13 +1972,13 @@
         <w:tc>
           <w:tcPr>
             <w:tcW w:type="dxa" w:w="2030"/>
-            <w:shd w:fill="142D40"/>
             <w:tcBorders>
               <w:top w:val="single" w:sz="4" w:color="D9D9D9"/>
               <w:bottom w:val="single" w:sz="4" w:color="D9D9D9"/>
               <w:left w:val="single" w:sz="4" w:color="D9D9D9"/>
               <w:right w:val="single" w:sz="4" w:color="D9D9D9"/>
             </w:tcBorders>
+            <w:shd w:fill="142D40"/>
             <w:tcMar>
               <w:top w:w="85" w:type="dxa"/>
               <w:bottom w:w="85" w:type="dxa"/>
@@ -2003,13 +2003,13 @@
         <w:tc>
           <w:tcPr>
             <w:tcW w:type="dxa" w:w="2030"/>
-            <w:shd w:fill="142D40"/>
             <w:tcBorders>
               <w:top w:val="single" w:sz="4" w:color="D9D9D9"/>
               <w:bottom w:val="single" w:sz="4" w:color="D9D9D9"/>
               <w:left w:val="single" w:sz="4" w:color="D9D9D9"/>
               <w:right w:val="single" w:sz="4" w:color="D9D9D9"/>
             </w:tcBorders>
+            <w:shd w:fill="142D40"/>
             <w:tcMar>
               <w:top w:w="85" w:type="dxa"/>
               <w:bottom w:w="85" w:type="dxa"/>
@@ -2036,13 +2036,13 @@
         <w:tc>
           <w:tcPr>
             <w:tcW w:type="dxa" w:w="4061"/>
-            <w:shd w:fill="FFFFFF"/>
             <w:tcBorders>
               <w:top w:val="single" w:sz="4" w:color="D9D9D9"/>
               <w:bottom w:val="single" w:sz="4" w:color="D9D9D9"/>
               <w:left w:val="single" w:sz="4" w:color="D9D9D9"/>
               <w:right w:val="single" w:sz="4" w:color="D9D9D9"/>
             </w:tcBorders>
+            <w:shd w:fill="FFFFFF"/>
             <w:tcMar>
               <w:top w:w="85" w:type="dxa"/>
               <w:bottom w:w="85" w:type="dxa"/>
@@ -2067,13 +2067,13 @@
         <w:tc>
           <w:tcPr>
             <w:tcW w:type="dxa" w:w="2030"/>
-            <w:shd w:fill="FFFFFF"/>
             <w:tcBorders>
               <w:top w:val="single" w:sz="4" w:color="D9D9D9"/>
               <w:bottom w:val="single" w:sz="4" w:color="D9D9D9"/>
               <w:left w:val="single" w:sz="4" w:color="D9D9D9"/>
               <w:right w:val="single" w:sz="4" w:color="D9D9D9"/>
             </w:tcBorders>
+            <w:shd w:fill="FFFFFF"/>
             <w:tcMar>
               <w:top w:w="85" w:type="dxa"/>
               <w:bottom w:w="85" w:type="dxa"/>
@@ -2098,13 +2098,13 @@
         <w:tc>
           <w:tcPr>
             <w:tcW w:type="dxa" w:w="2030"/>
-            <w:shd w:fill="FFFFFF"/>
             <w:tcBorders>
               <w:top w:val="single" w:sz="4" w:color="D9D9D9"/>
               <w:bottom w:val="single" w:sz="4" w:color="D9D9D9"/>
               <w:left w:val="single" w:sz="4" w:color="D9D9D9"/>
               <w:right w:val="single" w:sz="4" w:color="D9D9D9"/>
             </w:tcBorders>
+            <w:shd w:fill="FFFFFF"/>
             <w:tcMar>
               <w:top w:w="85" w:type="dxa"/>
               <w:bottom w:w="85" w:type="dxa"/>
@@ -2129,13 +2129,13 @@
         <w:tc>
           <w:tcPr>
             <w:tcW w:type="dxa" w:w="2030"/>
-            <w:shd w:fill="FFFFFF"/>
             <w:tcBorders>
               <w:top w:val="single" w:sz="4" w:color="D9D9D9"/>
               <w:bottom w:val="single" w:sz="4" w:color="D9D9D9"/>
               <w:left w:val="single" w:sz="4" w:color="D9D9D9"/>
               <w:right w:val="single" w:sz="4" w:color="D9D9D9"/>
             </w:tcBorders>
+            <w:shd w:fill="FFFFFF"/>
             <w:tcMar>
               <w:top w:w="85" w:type="dxa"/>
               <w:bottom w:w="85" w:type="dxa"/>
@@ -2162,13 +2162,13 @@
         <w:tc>
           <w:tcPr>
             <w:tcW w:type="dxa" w:w="4061"/>
-            <w:shd w:fill="F1F5F7"/>
             <w:tcBorders>
               <w:top w:val="single" w:sz="4" w:color="D9D9D9"/>
               <w:bottom w:val="single" w:sz="4" w:color="D9D9D9"/>
               <w:left w:val="single" w:sz="4" w:color="D9D9D9"/>
               <w:right w:val="single" w:sz="4" w:color="D9D9D9"/>
             </w:tcBorders>
+            <w:shd w:fill="F1F5F7"/>
             <w:tcMar>
               <w:top w:w="85" w:type="dxa"/>
               <w:bottom w:w="85" w:type="dxa"/>
@@ -2193,13 +2193,13 @@
         <w:tc>
           <w:tcPr>
             <w:tcW w:type="dxa" w:w="2030"/>
-            <w:shd w:fill="F1F5F7"/>
             <w:tcBorders>
               <w:top w:val="single" w:sz="4" w:color="D9D9D9"/>
               <w:bottom w:val="single" w:sz="4" w:color="D9D9D9"/>
               <w:left w:val="single" w:sz="4" w:color="D9D9D9"/>
               <w:right w:val="single" w:sz="4" w:color="D9D9D9"/>
             </w:tcBorders>
+            <w:shd w:fill="F1F5F7"/>
             <w:tcMar>
               <w:top w:w="85" w:type="dxa"/>
               <w:bottom w:w="85" w:type="dxa"/>
@@ -2224,13 +2224,13 @@
         <w:tc>
           <w:tcPr>
             <w:tcW w:type="dxa" w:w="2030"/>
-            <w:shd w:fill="F1F5F7"/>
             <w:tcBorders>
               <w:top w:val="single" w:sz="4" w:color="D9D9D9"/>
               <w:bottom w:val="single" w:sz="4" w:color="D9D9D9"/>
               <w:left w:val="single" w:sz="4" w:color="D9D9D9"/>
               <w:right w:val="single" w:sz="4" w:color="D9D9D9"/>
             </w:tcBorders>
+            <w:shd w:fill="F1F5F7"/>
             <w:tcMar>
               <w:top w:w="85" w:type="dxa"/>
               <w:bottom w:w="85" w:type="dxa"/>
@@ -2255,13 +2255,13 @@
         <w:tc>
           <w:tcPr>
             <w:tcW w:type="dxa" w:w="2030"/>
-            <w:shd w:fill="F1F5F7"/>
             <w:tcBorders>
               <w:top w:val="single" w:sz="4" w:color="D9D9D9"/>
               <w:bottom w:val="single" w:sz="4" w:color="D9D9D9"/>
               <w:left w:val="single" w:sz="4" w:color="D9D9D9"/>
               <w:right w:val="single" w:sz="4" w:color="D9D9D9"/>
             </w:tcBorders>
+            <w:shd w:fill="F1F5F7"/>
             <w:tcMar>
               <w:top w:w="85" w:type="dxa"/>
               <w:bottom w:w="85" w:type="dxa"/>

--- a/resources/a-level-business-budget-variances-cafe/A-Level-Business-Budget-Variances-Cafe-Teacher.docx
+++ b/resources/a-level-business-budget-variances-cafe/A-Level-Business-Budget-Variances-Cafe-Teacher.docx
@@ -63,15 +63,15 @@
             <w:tcW w:type="dxa" w:w="3452"/>
             <w:tcBorders>
               <w:top w:val="single" w:sz="4" w:color="D9D9D9"/>
+              <w:left w:val="single" w:sz="4" w:color="D9D9D9"/>
               <w:bottom w:val="single" w:sz="4" w:color="D9D9D9"/>
-              <w:left w:val="single" w:sz="4" w:color="D9D9D9"/>
               <w:right w:val="single" w:sz="4" w:color="D9D9D9"/>
             </w:tcBorders>
             <w:shd w:fill="142D40"/>
             <w:tcMar>
               <w:top w:w="85" w:type="dxa"/>
+              <w:left w:w="85" w:type="dxa"/>
               <w:bottom w:w="85" w:type="dxa"/>
-              <w:left w:w="85" w:type="dxa"/>
               <w:right w:w="85" w:type="dxa"/>
             </w:tcMar>
           </w:tcPr>
@@ -94,15 +94,15 @@
             <w:tcW w:type="dxa" w:w="1218"/>
             <w:tcBorders>
               <w:top w:val="single" w:sz="4" w:color="D9D9D9"/>
+              <w:left w:val="single" w:sz="4" w:color="D9D9D9"/>
               <w:bottom w:val="single" w:sz="4" w:color="D9D9D9"/>
-              <w:left w:val="single" w:sz="4" w:color="D9D9D9"/>
               <w:right w:val="single" w:sz="4" w:color="D9D9D9"/>
             </w:tcBorders>
             <w:shd w:fill="142D40"/>
             <w:tcMar>
               <w:top w:w="85" w:type="dxa"/>
+              <w:left w:w="85" w:type="dxa"/>
               <w:bottom w:w="85" w:type="dxa"/>
-              <w:left w:w="85" w:type="dxa"/>
               <w:right w:w="85" w:type="dxa"/>
             </w:tcMar>
           </w:tcPr>
@@ -125,15 +125,15 @@
             <w:tcW w:type="dxa" w:w="5482"/>
             <w:tcBorders>
               <w:top w:val="single" w:sz="4" w:color="D9D9D9"/>
+              <w:left w:val="single" w:sz="4" w:color="D9D9D9"/>
               <w:bottom w:val="single" w:sz="4" w:color="D9D9D9"/>
-              <w:left w:val="single" w:sz="4" w:color="D9D9D9"/>
               <w:right w:val="single" w:sz="4" w:color="D9D9D9"/>
             </w:tcBorders>
             <w:shd w:fill="142D40"/>
             <w:tcMar>
               <w:top w:w="85" w:type="dxa"/>
+              <w:left w:w="85" w:type="dxa"/>
               <w:bottom w:w="85" w:type="dxa"/>
-              <w:left w:w="85" w:type="dxa"/>
               <w:right w:w="85" w:type="dxa"/>
             </w:tcMar>
           </w:tcPr>
@@ -158,15 +158,15 @@
             <w:tcW w:type="dxa" w:w="3452"/>
             <w:tcBorders>
               <w:top w:val="single" w:sz="4" w:color="D9D9D9"/>
+              <w:left w:val="single" w:sz="4" w:color="D9D9D9"/>
               <w:bottom w:val="single" w:sz="4" w:color="D9D9D9"/>
-              <w:left w:val="single" w:sz="4" w:color="D9D9D9"/>
               <w:right w:val="single" w:sz="4" w:color="D9D9D9"/>
             </w:tcBorders>
             <w:shd w:fill="FFFFFF"/>
             <w:tcMar>
               <w:top w:w="85" w:type="dxa"/>
+              <w:left w:w="85" w:type="dxa"/>
               <w:bottom w:w="85" w:type="dxa"/>
-              <w:left w:w="85" w:type="dxa"/>
               <w:right w:w="85" w:type="dxa"/>
             </w:tcMar>
           </w:tcPr>
@@ -189,15 +189,15 @@
             <w:tcW w:type="dxa" w:w="1218"/>
             <w:tcBorders>
               <w:top w:val="single" w:sz="4" w:color="D9D9D9"/>
+              <w:left w:val="single" w:sz="4" w:color="D9D9D9"/>
               <w:bottom w:val="single" w:sz="4" w:color="D9D9D9"/>
-              <w:left w:val="single" w:sz="4" w:color="D9D9D9"/>
               <w:right w:val="single" w:sz="4" w:color="D9D9D9"/>
             </w:tcBorders>
             <w:shd w:fill="FFFFFF"/>
             <w:tcMar>
               <w:top w:w="85" w:type="dxa"/>
+              <w:left w:w="85" w:type="dxa"/>
               <w:bottom w:w="85" w:type="dxa"/>
-              <w:left w:w="85" w:type="dxa"/>
               <w:right w:w="85" w:type="dxa"/>
             </w:tcMar>
           </w:tcPr>
@@ -220,15 +220,15 @@
             <w:tcW w:type="dxa" w:w="5482"/>
             <w:tcBorders>
               <w:top w:val="single" w:sz="4" w:color="D9D9D9"/>
+              <w:left w:val="single" w:sz="4" w:color="D9D9D9"/>
               <w:bottom w:val="single" w:sz="4" w:color="D9D9D9"/>
-              <w:left w:val="single" w:sz="4" w:color="D9D9D9"/>
               <w:right w:val="single" w:sz="4" w:color="D9D9D9"/>
             </w:tcBorders>
             <w:shd w:fill="FFFFFF"/>
             <w:tcMar>
               <w:top w:w="85" w:type="dxa"/>
+              <w:left w:w="85" w:type="dxa"/>
               <w:bottom w:w="85" w:type="dxa"/>
-              <w:left w:w="85" w:type="dxa"/>
               <w:right w:w="85" w:type="dxa"/>
             </w:tcMar>
           </w:tcPr>
@@ -253,15 +253,15 @@
             <w:tcW w:type="dxa" w:w="3452"/>
             <w:tcBorders>
               <w:top w:val="single" w:sz="4" w:color="D9D9D9"/>
+              <w:left w:val="single" w:sz="4" w:color="D9D9D9"/>
               <w:bottom w:val="single" w:sz="4" w:color="D9D9D9"/>
-              <w:left w:val="single" w:sz="4" w:color="D9D9D9"/>
               <w:right w:val="single" w:sz="4" w:color="D9D9D9"/>
             </w:tcBorders>
             <w:shd w:fill="F1F5F7"/>
             <w:tcMar>
               <w:top w:w="85" w:type="dxa"/>
+              <w:left w:w="85" w:type="dxa"/>
               <w:bottom w:w="85" w:type="dxa"/>
-              <w:left w:w="85" w:type="dxa"/>
               <w:right w:w="85" w:type="dxa"/>
             </w:tcMar>
           </w:tcPr>
@@ -284,15 +284,15 @@
             <w:tcW w:type="dxa" w:w="1218"/>
             <w:tcBorders>
               <w:top w:val="single" w:sz="4" w:color="D9D9D9"/>
+              <w:left w:val="single" w:sz="4" w:color="D9D9D9"/>
               <w:bottom w:val="single" w:sz="4" w:color="D9D9D9"/>
-              <w:left w:val="single" w:sz="4" w:color="D9D9D9"/>
               <w:right w:val="single" w:sz="4" w:color="D9D9D9"/>
             </w:tcBorders>
             <w:shd w:fill="F1F5F7"/>
             <w:tcMar>
               <w:top w:w="85" w:type="dxa"/>
+              <w:left w:w="85" w:type="dxa"/>
               <w:bottom w:w="85" w:type="dxa"/>
-              <w:left w:w="85" w:type="dxa"/>
               <w:right w:w="85" w:type="dxa"/>
             </w:tcMar>
           </w:tcPr>
@@ -315,15 +315,15 @@
             <w:tcW w:type="dxa" w:w="5482"/>
             <w:tcBorders>
               <w:top w:val="single" w:sz="4" w:color="D9D9D9"/>
+              <w:left w:val="single" w:sz="4" w:color="D9D9D9"/>
               <w:bottom w:val="single" w:sz="4" w:color="D9D9D9"/>
-              <w:left w:val="single" w:sz="4" w:color="D9D9D9"/>
               <w:right w:val="single" w:sz="4" w:color="D9D9D9"/>
             </w:tcBorders>
             <w:shd w:fill="F1F5F7"/>
             <w:tcMar>
               <w:top w:w="85" w:type="dxa"/>
+              <w:left w:w="85" w:type="dxa"/>
               <w:bottom w:w="85" w:type="dxa"/>
-              <w:left w:w="85" w:type="dxa"/>
               <w:right w:w="85" w:type="dxa"/>
             </w:tcMar>
           </w:tcPr>
@@ -348,15 +348,15 @@
             <w:tcW w:type="dxa" w:w="3452"/>
             <w:tcBorders>
               <w:top w:val="single" w:sz="4" w:color="D9D9D9"/>
+              <w:left w:val="single" w:sz="4" w:color="D9D9D9"/>
               <w:bottom w:val="single" w:sz="4" w:color="D9D9D9"/>
-              <w:left w:val="single" w:sz="4" w:color="D9D9D9"/>
               <w:right w:val="single" w:sz="4" w:color="D9D9D9"/>
             </w:tcBorders>
             <w:shd w:fill="FFFFFF"/>
             <w:tcMar>
               <w:top w:w="85" w:type="dxa"/>
+              <w:left w:w="85" w:type="dxa"/>
               <w:bottom w:w="85" w:type="dxa"/>
-              <w:left w:w="85" w:type="dxa"/>
               <w:right w:w="85" w:type="dxa"/>
             </w:tcMar>
           </w:tcPr>
@@ -379,15 +379,15 @@
             <w:tcW w:type="dxa" w:w="1218"/>
             <w:tcBorders>
               <w:top w:val="single" w:sz="4" w:color="D9D9D9"/>
+              <w:left w:val="single" w:sz="4" w:color="D9D9D9"/>
               <w:bottom w:val="single" w:sz="4" w:color="D9D9D9"/>
-              <w:left w:val="single" w:sz="4" w:color="D9D9D9"/>
               <w:right w:val="single" w:sz="4" w:color="D9D9D9"/>
             </w:tcBorders>
             <w:shd w:fill="FFFFFF"/>
             <w:tcMar>
               <w:top w:w="85" w:type="dxa"/>
+              <w:left w:w="85" w:type="dxa"/>
               <w:bottom w:w="85" w:type="dxa"/>
-              <w:left w:w="85" w:type="dxa"/>
               <w:right w:w="85" w:type="dxa"/>
             </w:tcMar>
           </w:tcPr>
@@ -410,15 +410,15 @@
             <w:tcW w:type="dxa" w:w="5482"/>
             <w:tcBorders>
               <w:top w:val="single" w:sz="4" w:color="D9D9D9"/>
+              <w:left w:val="single" w:sz="4" w:color="D9D9D9"/>
               <w:bottom w:val="single" w:sz="4" w:color="D9D9D9"/>
-              <w:left w:val="single" w:sz="4" w:color="D9D9D9"/>
               <w:right w:val="single" w:sz="4" w:color="D9D9D9"/>
             </w:tcBorders>
             <w:shd w:fill="FFFFFF"/>
             <w:tcMar>
               <w:top w:w="85" w:type="dxa"/>
+              <w:left w:w="85" w:type="dxa"/>
               <w:bottom w:w="85" w:type="dxa"/>
-              <w:left w:w="85" w:type="dxa"/>
               <w:right w:w="85" w:type="dxa"/>
             </w:tcMar>
           </w:tcPr>
@@ -443,15 +443,15 @@
             <w:tcW w:type="dxa" w:w="3452"/>
             <w:tcBorders>
               <w:top w:val="single" w:sz="4" w:color="D9D9D9"/>
+              <w:left w:val="single" w:sz="4" w:color="D9D9D9"/>
               <w:bottom w:val="single" w:sz="4" w:color="D9D9D9"/>
-              <w:left w:val="single" w:sz="4" w:color="D9D9D9"/>
               <w:right w:val="single" w:sz="4" w:color="D9D9D9"/>
             </w:tcBorders>
             <w:shd w:fill="F1F5F7"/>
             <w:tcMar>
               <w:top w:w="85" w:type="dxa"/>
+              <w:left w:w="85" w:type="dxa"/>
               <w:bottom w:w="85" w:type="dxa"/>
-              <w:left w:w="85" w:type="dxa"/>
               <w:right w:w="85" w:type="dxa"/>
             </w:tcMar>
           </w:tcPr>
@@ -474,15 +474,15 @@
             <w:tcW w:type="dxa" w:w="1218"/>
             <w:tcBorders>
               <w:top w:val="single" w:sz="4" w:color="D9D9D9"/>
+              <w:left w:val="single" w:sz="4" w:color="D9D9D9"/>
               <w:bottom w:val="single" w:sz="4" w:color="D9D9D9"/>
-              <w:left w:val="single" w:sz="4" w:color="D9D9D9"/>
               <w:right w:val="single" w:sz="4" w:color="D9D9D9"/>
             </w:tcBorders>
             <w:shd w:fill="F1F5F7"/>
             <w:tcMar>
               <w:top w:w="85" w:type="dxa"/>
+              <w:left w:w="85" w:type="dxa"/>
               <w:bottom w:w="85" w:type="dxa"/>
-              <w:left w:w="85" w:type="dxa"/>
               <w:right w:w="85" w:type="dxa"/>
             </w:tcMar>
           </w:tcPr>
@@ -505,15 +505,15 @@
             <w:tcW w:type="dxa" w:w="5482"/>
             <w:tcBorders>
               <w:top w:val="single" w:sz="4" w:color="D9D9D9"/>
+              <w:left w:val="single" w:sz="4" w:color="D9D9D9"/>
               <w:bottom w:val="single" w:sz="4" w:color="D9D9D9"/>
-              <w:left w:val="single" w:sz="4" w:color="D9D9D9"/>
               <w:right w:val="single" w:sz="4" w:color="D9D9D9"/>
             </w:tcBorders>
             <w:shd w:fill="F1F5F7"/>
             <w:tcMar>
               <w:top w:w="85" w:type="dxa"/>
+              <w:left w:w="85" w:type="dxa"/>
               <w:bottom w:w="85" w:type="dxa"/>
-              <w:left w:w="85" w:type="dxa"/>
               <w:right w:w="85" w:type="dxa"/>
             </w:tcMar>
           </w:tcPr>
@@ -538,15 +538,15 @@
             <w:tcW w:type="dxa" w:w="3452"/>
             <w:tcBorders>
               <w:top w:val="single" w:sz="4" w:color="D9D9D9"/>
+              <w:left w:val="single" w:sz="4" w:color="D9D9D9"/>
               <w:bottom w:val="single" w:sz="4" w:color="D9D9D9"/>
-              <w:left w:val="single" w:sz="4" w:color="D9D9D9"/>
               <w:right w:val="single" w:sz="4" w:color="D9D9D9"/>
             </w:tcBorders>
             <w:shd w:fill="FFFFFF"/>
             <w:tcMar>
               <w:top w:w="85" w:type="dxa"/>
+              <w:left w:w="85" w:type="dxa"/>
               <w:bottom w:w="85" w:type="dxa"/>
-              <w:left w:w="85" w:type="dxa"/>
               <w:right w:w="85" w:type="dxa"/>
             </w:tcMar>
           </w:tcPr>
@@ -569,15 +569,15 @@
             <w:tcW w:type="dxa" w:w="1218"/>
             <w:tcBorders>
               <w:top w:val="single" w:sz="4" w:color="D9D9D9"/>
+              <w:left w:val="single" w:sz="4" w:color="D9D9D9"/>
               <w:bottom w:val="single" w:sz="4" w:color="D9D9D9"/>
-              <w:left w:val="single" w:sz="4" w:color="D9D9D9"/>
               <w:right w:val="single" w:sz="4" w:color="D9D9D9"/>
             </w:tcBorders>
             <w:shd w:fill="FFFFFF"/>
             <w:tcMar>
               <w:top w:w="85" w:type="dxa"/>
+              <w:left w:w="85" w:type="dxa"/>
               <w:bottom w:w="85" w:type="dxa"/>
-              <w:left w:w="85" w:type="dxa"/>
               <w:right w:w="85" w:type="dxa"/>
             </w:tcMar>
           </w:tcPr>
@@ -600,15 +600,15 @@
             <w:tcW w:type="dxa" w:w="5482"/>
             <w:tcBorders>
               <w:top w:val="single" w:sz="4" w:color="D9D9D9"/>
+              <w:left w:val="single" w:sz="4" w:color="D9D9D9"/>
               <w:bottom w:val="single" w:sz="4" w:color="D9D9D9"/>
-              <w:left w:val="single" w:sz="4" w:color="D9D9D9"/>
               <w:right w:val="single" w:sz="4" w:color="D9D9D9"/>
             </w:tcBorders>
             <w:shd w:fill="FFFFFF"/>
             <w:tcMar>
               <w:top w:w="85" w:type="dxa"/>
+              <w:left w:w="85" w:type="dxa"/>
               <w:bottom w:w="85" w:type="dxa"/>
-              <w:left w:w="85" w:type="dxa"/>
               <w:right w:w="85" w:type="dxa"/>
             </w:tcMar>
           </w:tcPr>
@@ -633,15 +633,15 @@
             <w:tcW w:type="dxa" w:w="3452"/>
             <w:tcBorders>
               <w:top w:val="single" w:sz="4" w:color="D9D9D9"/>
+              <w:left w:val="single" w:sz="4" w:color="D9D9D9"/>
               <w:bottom w:val="single" w:sz="4" w:color="D9D9D9"/>
-              <w:left w:val="single" w:sz="4" w:color="D9D9D9"/>
               <w:right w:val="single" w:sz="4" w:color="D9D9D9"/>
             </w:tcBorders>
             <w:shd w:fill="F1F5F7"/>
             <w:tcMar>
               <w:top w:w="85" w:type="dxa"/>
+              <w:left w:w="85" w:type="dxa"/>
               <w:bottom w:w="85" w:type="dxa"/>
-              <w:left w:w="85" w:type="dxa"/>
               <w:right w:w="85" w:type="dxa"/>
             </w:tcMar>
           </w:tcPr>
@@ -664,15 +664,15 @@
             <w:tcW w:type="dxa" w:w="1218"/>
             <w:tcBorders>
               <w:top w:val="single" w:sz="4" w:color="D9D9D9"/>
+              <w:left w:val="single" w:sz="4" w:color="D9D9D9"/>
               <w:bottom w:val="single" w:sz="4" w:color="D9D9D9"/>
-              <w:left w:val="single" w:sz="4" w:color="D9D9D9"/>
               <w:right w:val="single" w:sz="4" w:color="D9D9D9"/>
             </w:tcBorders>
             <w:shd w:fill="F1F5F7"/>
             <w:tcMar>
               <w:top w:w="85" w:type="dxa"/>
+              <w:left w:w="85" w:type="dxa"/>
               <w:bottom w:w="85" w:type="dxa"/>
-              <w:left w:w="85" w:type="dxa"/>
               <w:right w:w="85" w:type="dxa"/>
             </w:tcMar>
           </w:tcPr>
@@ -695,15 +695,15 @@
             <w:tcW w:type="dxa" w:w="5482"/>
             <w:tcBorders>
               <w:top w:val="single" w:sz="4" w:color="D9D9D9"/>
+              <w:left w:val="single" w:sz="4" w:color="D9D9D9"/>
               <w:bottom w:val="single" w:sz="4" w:color="D9D9D9"/>
-              <w:left w:val="single" w:sz="4" w:color="D9D9D9"/>
               <w:right w:val="single" w:sz="4" w:color="D9D9D9"/>
             </w:tcBorders>
             <w:shd w:fill="F1F5F7"/>
             <w:tcMar>
               <w:top w:w="85" w:type="dxa"/>
+              <w:left w:w="85" w:type="dxa"/>
               <w:bottom w:w="85" w:type="dxa"/>
-              <w:left w:w="85" w:type="dxa"/>
               <w:right w:w="85" w:type="dxa"/>
             </w:tcMar>
           </w:tcPr>
@@ -728,15 +728,15 @@
             <w:tcW w:type="dxa" w:w="3452"/>
             <w:tcBorders>
               <w:top w:val="single" w:sz="4" w:color="D9D9D9"/>
+              <w:left w:val="single" w:sz="4" w:color="D9D9D9"/>
               <w:bottom w:val="single" w:sz="4" w:color="D9D9D9"/>
-              <w:left w:val="single" w:sz="4" w:color="D9D9D9"/>
               <w:right w:val="single" w:sz="4" w:color="D9D9D9"/>
             </w:tcBorders>
             <w:shd w:fill="FFFFFF"/>
             <w:tcMar>
               <w:top w:w="85" w:type="dxa"/>
+              <w:left w:w="85" w:type="dxa"/>
               <w:bottom w:w="85" w:type="dxa"/>
-              <w:left w:w="85" w:type="dxa"/>
               <w:right w:w="85" w:type="dxa"/>
             </w:tcMar>
           </w:tcPr>
@@ -759,15 +759,15 @@
             <w:tcW w:type="dxa" w:w="1218"/>
             <w:tcBorders>
               <w:top w:val="single" w:sz="4" w:color="D9D9D9"/>
+              <w:left w:val="single" w:sz="4" w:color="D9D9D9"/>
               <w:bottom w:val="single" w:sz="4" w:color="D9D9D9"/>
-              <w:left w:val="single" w:sz="4" w:color="D9D9D9"/>
               <w:right w:val="single" w:sz="4" w:color="D9D9D9"/>
             </w:tcBorders>
             <w:shd w:fill="FFFFFF"/>
             <w:tcMar>
               <w:top w:w="85" w:type="dxa"/>
+              <w:left w:w="85" w:type="dxa"/>
               <w:bottom w:w="85" w:type="dxa"/>
-              <w:left w:w="85" w:type="dxa"/>
               <w:right w:w="85" w:type="dxa"/>
             </w:tcMar>
           </w:tcPr>
@@ -790,15 +790,15 @@
             <w:tcW w:type="dxa" w:w="5482"/>
             <w:tcBorders>
               <w:top w:val="single" w:sz="4" w:color="D9D9D9"/>
+              <w:left w:val="single" w:sz="4" w:color="D9D9D9"/>
               <w:bottom w:val="single" w:sz="4" w:color="D9D9D9"/>
-              <w:left w:val="single" w:sz="4" w:color="D9D9D9"/>
               <w:right w:val="single" w:sz="4" w:color="D9D9D9"/>
             </w:tcBorders>
             <w:shd w:fill="FFFFFF"/>
             <w:tcMar>
               <w:top w:w="85" w:type="dxa"/>
+              <w:left w:w="85" w:type="dxa"/>
               <w:bottom w:w="85" w:type="dxa"/>
-              <w:left w:w="85" w:type="dxa"/>
               <w:right w:w="85" w:type="dxa"/>
             </w:tcMar>
           </w:tcPr>
@@ -881,15 +881,15 @@
             <w:tcW w:type="dxa" w:w="3452"/>
             <w:tcBorders>
               <w:top w:val="single" w:sz="4" w:color="D9D9D9"/>
+              <w:left w:val="single" w:sz="4" w:color="D9D9D9"/>
               <w:bottom w:val="single" w:sz="4" w:color="D9D9D9"/>
-              <w:left w:val="single" w:sz="4" w:color="D9D9D9"/>
               <w:right w:val="single" w:sz="4" w:color="D9D9D9"/>
             </w:tcBorders>
             <w:shd w:fill="142D40"/>
             <w:tcMar>
               <w:top w:w="85" w:type="dxa"/>
+              <w:left w:w="85" w:type="dxa"/>
               <w:bottom w:w="85" w:type="dxa"/>
-              <w:left w:w="85" w:type="dxa"/>
               <w:right w:w="85" w:type="dxa"/>
             </w:tcMar>
           </w:tcPr>
@@ -912,15 +912,15 @@
             <w:tcW w:type="dxa" w:w="2233"/>
             <w:tcBorders>
               <w:top w:val="single" w:sz="4" w:color="D9D9D9"/>
+              <w:left w:val="single" w:sz="4" w:color="D9D9D9"/>
               <w:bottom w:val="single" w:sz="4" w:color="D9D9D9"/>
-              <w:left w:val="single" w:sz="4" w:color="D9D9D9"/>
               <w:right w:val="single" w:sz="4" w:color="D9D9D9"/>
             </w:tcBorders>
             <w:shd w:fill="142D40"/>
             <w:tcMar>
               <w:top w:w="85" w:type="dxa"/>
+              <w:left w:w="85" w:type="dxa"/>
               <w:bottom w:w="85" w:type="dxa"/>
-              <w:left w:w="85" w:type="dxa"/>
               <w:right w:w="85" w:type="dxa"/>
             </w:tcMar>
           </w:tcPr>
@@ -943,15 +943,15 @@
             <w:tcW w:type="dxa" w:w="2640"/>
             <w:tcBorders>
               <w:top w:val="single" w:sz="4" w:color="D9D9D9"/>
+              <w:left w:val="single" w:sz="4" w:color="D9D9D9"/>
               <w:bottom w:val="single" w:sz="4" w:color="D9D9D9"/>
-              <w:left w:val="single" w:sz="4" w:color="D9D9D9"/>
               <w:right w:val="single" w:sz="4" w:color="D9D9D9"/>
             </w:tcBorders>
             <w:shd w:fill="142D40"/>
             <w:tcMar>
               <w:top w:w="85" w:type="dxa"/>
+              <w:left w:w="85" w:type="dxa"/>
               <w:bottom w:w="85" w:type="dxa"/>
-              <w:left w:w="85" w:type="dxa"/>
               <w:right w:w="85" w:type="dxa"/>
             </w:tcMar>
           </w:tcPr>
@@ -974,15 +974,15 @@
             <w:tcW w:type="dxa" w:w="1827"/>
             <w:tcBorders>
               <w:top w:val="single" w:sz="4" w:color="D9D9D9"/>
+              <w:left w:val="single" w:sz="4" w:color="D9D9D9"/>
               <w:bottom w:val="single" w:sz="4" w:color="D9D9D9"/>
-              <w:left w:val="single" w:sz="4" w:color="D9D9D9"/>
               <w:right w:val="single" w:sz="4" w:color="D9D9D9"/>
             </w:tcBorders>
             <w:shd w:fill="142D40"/>
             <w:tcMar>
               <w:top w:w="85" w:type="dxa"/>
+              <w:left w:w="85" w:type="dxa"/>
               <w:bottom w:w="85" w:type="dxa"/>
-              <w:left w:w="85" w:type="dxa"/>
               <w:right w:w="85" w:type="dxa"/>
             </w:tcMar>
           </w:tcPr>
@@ -1007,15 +1007,15 @@
             <w:tcW w:type="dxa" w:w="3452"/>
             <w:tcBorders>
               <w:top w:val="single" w:sz="4" w:color="D9D9D9"/>
+              <w:left w:val="single" w:sz="4" w:color="D9D9D9"/>
               <w:bottom w:val="single" w:sz="4" w:color="D9D9D9"/>
-              <w:left w:val="single" w:sz="4" w:color="D9D9D9"/>
               <w:right w:val="single" w:sz="4" w:color="D9D9D9"/>
             </w:tcBorders>
             <w:shd w:fill="FFFFFF"/>
             <w:tcMar>
               <w:top w:w="85" w:type="dxa"/>
+              <w:left w:w="85" w:type="dxa"/>
               <w:bottom w:w="85" w:type="dxa"/>
-              <w:left w:w="85" w:type="dxa"/>
               <w:right w:w="85" w:type="dxa"/>
             </w:tcMar>
           </w:tcPr>
@@ -1038,15 +1038,15 @@
             <w:tcW w:type="dxa" w:w="2233"/>
             <w:tcBorders>
               <w:top w:val="single" w:sz="4" w:color="D9D9D9"/>
+              <w:left w:val="single" w:sz="4" w:color="D9D9D9"/>
               <w:bottom w:val="single" w:sz="4" w:color="D9D9D9"/>
-              <w:left w:val="single" w:sz="4" w:color="D9D9D9"/>
               <w:right w:val="single" w:sz="4" w:color="D9D9D9"/>
             </w:tcBorders>
             <w:shd w:fill="FFFFFF"/>
             <w:tcMar>
               <w:top w:w="85" w:type="dxa"/>
+              <w:left w:w="85" w:type="dxa"/>
               <w:bottom w:w="85" w:type="dxa"/>
-              <w:left w:w="85" w:type="dxa"/>
               <w:right w:w="85" w:type="dxa"/>
             </w:tcMar>
           </w:tcPr>
@@ -1069,15 +1069,15 @@
             <w:tcW w:type="dxa" w:w="2640"/>
             <w:tcBorders>
               <w:top w:val="single" w:sz="4" w:color="D9D9D9"/>
+              <w:left w:val="single" w:sz="4" w:color="D9D9D9"/>
               <w:bottom w:val="single" w:sz="4" w:color="D9D9D9"/>
-              <w:left w:val="single" w:sz="4" w:color="D9D9D9"/>
               <w:right w:val="single" w:sz="4" w:color="D9D9D9"/>
             </w:tcBorders>
             <w:shd w:fill="FFFFFF"/>
             <w:tcMar>
               <w:top w:w="85" w:type="dxa"/>
+              <w:left w:w="85" w:type="dxa"/>
               <w:bottom w:w="85" w:type="dxa"/>
-              <w:left w:w="85" w:type="dxa"/>
               <w:right w:w="85" w:type="dxa"/>
             </w:tcMar>
           </w:tcPr>
@@ -1100,15 +1100,15 @@
             <w:tcW w:type="dxa" w:w="1827"/>
             <w:tcBorders>
               <w:top w:val="single" w:sz="4" w:color="D9D9D9"/>
+              <w:left w:val="single" w:sz="4" w:color="D9D9D9"/>
               <w:bottom w:val="single" w:sz="4" w:color="D9D9D9"/>
-              <w:left w:val="single" w:sz="4" w:color="D9D9D9"/>
               <w:right w:val="single" w:sz="4" w:color="D9D9D9"/>
             </w:tcBorders>
             <w:shd w:fill="FFFFFF"/>
             <w:tcMar>
               <w:top w:w="85" w:type="dxa"/>
+              <w:left w:w="85" w:type="dxa"/>
               <w:bottom w:w="85" w:type="dxa"/>
-              <w:left w:w="85" w:type="dxa"/>
               <w:right w:w="85" w:type="dxa"/>
             </w:tcMar>
           </w:tcPr>
@@ -1133,15 +1133,15 @@
             <w:tcW w:type="dxa" w:w="3452"/>
             <w:tcBorders>
               <w:top w:val="single" w:sz="4" w:color="D9D9D9"/>
+              <w:left w:val="single" w:sz="4" w:color="D9D9D9"/>
               <w:bottom w:val="single" w:sz="4" w:color="D9D9D9"/>
-              <w:left w:val="single" w:sz="4" w:color="D9D9D9"/>
               <w:right w:val="single" w:sz="4" w:color="D9D9D9"/>
             </w:tcBorders>
             <w:shd w:fill="F1F5F7"/>
             <w:tcMar>
               <w:top w:w="85" w:type="dxa"/>
+              <w:left w:w="85" w:type="dxa"/>
               <w:bottom w:w="85" w:type="dxa"/>
-              <w:left w:w="85" w:type="dxa"/>
               <w:right w:w="85" w:type="dxa"/>
             </w:tcMar>
           </w:tcPr>
@@ -1164,15 +1164,15 @@
             <w:tcW w:type="dxa" w:w="2233"/>
             <w:tcBorders>
               <w:top w:val="single" w:sz="4" w:color="D9D9D9"/>
+              <w:left w:val="single" w:sz="4" w:color="D9D9D9"/>
               <w:bottom w:val="single" w:sz="4" w:color="D9D9D9"/>
-              <w:left w:val="single" w:sz="4" w:color="D9D9D9"/>
               <w:right w:val="single" w:sz="4" w:color="D9D9D9"/>
             </w:tcBorders>
             <w:shd w:fill="F1F5F7"/>
             <w:tcMar>
               <w:top w:w="85" w:type="dxa"/>
+              <w:left w:w="85" w:type="dxa"/>
               <w:bottom w:w="85" w:type="dxa"/>
-              <w:left w:w="85" w:type="dxa"/>
               <w:right w:w="85" w:type="dxa"/>
             </w:tcMar>
           </w:tcPr>
@@ -1195,15 +1195,15 @@
             <w:tcW w:type="dxa" w:w="2640"/>
             <w:tcBorders>
               <w:top w:val="single" w:sz="4" w:color="D9D9D9"/>
+              <w:left w:val="single" w:sz="4" w:color="D9D9D9"/>
               <w:bottom w:val="single" w:sz="4" w:color="D9D9D9"/>
-              <w:left w:val="single" w:sz="4" w:color="D9D9D9"/>
               <w:right w:val="single" w:sz="4" w:color="D9D9D9"/>
             </w:tcBorders>
             <w:shd w:fill="F1F5F7"/>
             <w:tcMar>
               <w:top w:w="85" w:type="dxa"/>
+              <w:left w:w="85" w:type="dxa"/>
               <w:bottom w:w="85" w:type="dxa"/>
-              <w:left w:w="85" w:type="dxa"/>
               <w:right w:w="85" w:type="dxa"/>
             </w:tcMar>
           </w:tcPr>
@@ -1226,15 +1226,15 @@
             <w:tcW w:type="dxa" w:w="1827"/>
             <w:tcBorders>
               <w:top w:val="single" w:sz="4" w:color="D9D9D9"/>
+              <w:left w:val="single" w:sz="4" w:color="D9D9D9"/>
               <w:bottom w:val="single" w:sz="4" w:color="D9D9D9"/>
-              <w:left w:val="single" w:sz="4" w:color="D9D9D9"/>
               <w:right w:val="single" w:sz="4" w:color="D9D9D9"/>
             </w:tcBorders>
             <w:shd w:fill="F1F5F7"/>
             <w:tcMar>
               <w:top w:w="85" w:type="dxa"/>
+              <w:left w:w="85" w:type="dxa"/>
               <w:bottom w:w="85" w:type="dxa"/>
-              <w:left w:w="85" w:type="dxa"/>
               <w:right w:w="85" w:type="dxa"/>
             </w:tcMar>
           </w:tcPr>
@@ -1259,15 +1259,15 @@
             <w:tcW w:type="dxa" w:w="3452"/>
             <w:tcBorders>
               <w:top w:val="single" w:sz="4" w:color="D9D9D9"/>
+              <w:left w:val="single" w:sz="4" w:color="D9D9D9"/>
               <w:bottom w:val="single" w:sz="4" w:color="D9D9D9"/>
-              <w:left w:val="single" w:sz="4" w:color="D9D9D9"/>
               <w:right w:val="single" w:sz="4" w:color="D9D9D9"/>
             </w:tcBorders>
             <w:shd w:fill="FFFFFF"/>
             <w:tcMar>
               <w:top w:w="85" w:type="dxa"/>
+              <w:left w:w="85" w:type="dxa"/>
               <w:bottom w:w="85" w:type="dxa"/>
-              <w:left w:w="85" w:type="dxa"/>
               <w:right w:w="85" w:type="dxa"/>
             </w:tcMar>
           </w:tcPr>
@@ -1290,15 +1290,15 @@
             <w:tcW w:type="dxa" w:w="2233"/>
             <w:tcBorders>
               <w:top w:val="single" w:sz="4" w:color="D9D9D9"/>
+              <w:left w:val="single" w:sz="4" w:color="D9D9D9"/>
               <w:bottom w:val="single" w:sz="4" w:color="D9D9D9"/>
-              <w:left w:val="single" w:sz="4" w:color="D9D9D9"/>
               <w:right w:val="single" w:sz="4" w:color="D9D9D9"/>
             </w:tcBorders>
             <w:shd w:fill="FFFFFF"/>
             <w:tcMar>
               <w:top w:w="85" w:type="dxa"/>
+              <w:left w:w="85" w:type="dxa"/>
               <w:bottom w:w="85" w:type="dxa"/>
-              <w:left w:w="85" w:type="dxa"/>
               <w:right w:w="85" w:type="dxa"/>
             </w:tcMar>
           </w:tcPr>
@@ -1321,15 +1321,15 @@
             <w:tcW w:type="dxa" w:w="2640"/>
             <w:tcBorders>
               <w:top w:val="single" w:sz="4" w:color="D9D9D9"/>
+              <w:left w:val="single" w:sz="4" w:color="D9D9D9"/>
               <w:bottom w:val="single" w:sz="4" w:color="D9D9D9"/>
-              <w:left w:val="single" w:sz="4" w:color="D9D9D9"/>
               <w:right w:val="single" w:sz="4" w:color="D9D9D9"/>
             </w:tcBorders>
             <w:shd w:fill="FFFFFF"/>
             <w:tcMar>
               <w:top w:w="85" w:type="dxa"/>
+              <w:left w:w="85" w:type="dxa"/>
               <w:bottom w:w="85" w:type="dxa"/>
-              <w:left w:w="85" w:type="dxa"/>
               <w:right w:w="85" w:type="dxa"/>
             </w:tcMar>
           </w:tcPr>
@@ -1352,15 +1352,15 @@
             <w:tcW w:type="dxa" w:w="1827"/>
             <w:tcBorders>
               <w:top w:val="single" w:sz="4" w:color="D9D9D9"/>
+              <w:left w:val="single" w:sz="4" w:color="D9D9D9"/>
               <w:bottom w:val="single" w:sz="4" w:color="D9D9D9"/>
-              <w:left w:val="single" w:sz="4" w:color="D9D9D9"/>
               <w:right w:val="single" w:sz="4" w:color="D9D9D9"/>
             </w:tcBorders>
             <w:shd w:fill="FFFFFF"/>
             <w:tcMar>
               <w:top w:w="85" w:type="dxa"/>
+              <w:left w:w="85" w:type="dxa"/>
               <w:bottom w:w="85" w:type="dxa"/>
-              <w:left w:w="85" w:type="dxa"/>
               <w:right w:w="85" w:type="dxa"/>
             </w:tcMar>
           </w:tcPr>
@@ -1385,15 +1385,15 @@
             <w:tcW w:type="dxa" w:w="3452"/>
             <w:tcBorders>
               <w:top w:val="single" w:sz="4" w:color="D9D9D9"/>
+              <w:left w:val="single" w:sz="4" w:color="D9D9D9"/>
               <w:bottom w:val="single" w:sz="4" w:color="D9D9D9"/>
-              <w:left w:val="single" w:sz="4" w:color="D9D9D9"/>
               <w:right w:val="single" w:sz="4" w:color="D9D9D9"/>
             </w:tcBorders>
             <w:shd w:fill="F1F5F7"/>
             <w:tcMar>
               <w:top w:w="85" w:type="dxa"/>
+              <w:left w:w="85" w:type="dxa"/>
               <w:bottom w:w="85" w:type="dxa"/>
-              <w:left w:w="85" w:type="dxa"/>
               <w:right w:w="85" w:type="dxa"/>
             </w:tcMar>
           </w:tcPr>
@@ -1416,15 +1416,15 @@
             <w:tcW w:type="dxa" w:w="2233"/>
             <w:tcBorders>
               <w:top w:val="single" w:sz="4" w:color="D9D9D9"/>
+              <w:left w:val="single" w:sz="4" w:color="D9D9D9"/>
               <w:bottom w:val="single" w:sz="4" w:color="D9D9D9"/>
-              <w:left w:val="single" w:sz="4" w:color="D9D9D9"/>
               <w:right w:val="single" w:sz="4" w:color="D9D9D9"/>
             </w:tcBorders>
             <w:shd w:fill="F1F5F7"/>
             <w:tcMar>
               <w:top w:w="85" w:type="dxa"/>
+              <w:left w:w="85" w:type="dxa"/>
               <w:bottom w:w="85" w:type="dxa"/>
-              <w:left w:w="85" w:type="dxa"/>
               <w:right w:w="85" w:type="dxa"/>
             </w:tcMar>
           </w:tcPr>
@@ -1447,15 +1447,15 @@
             <w:tcW w:type="dxa" w:w="2640"/>
             <w:tcBorders>
               <w:top w:val="single" w:sz="4" w:color="D9D9D9"/>
+              <w:left w:val="single" w:sz="4" w:color="D9D9D9"/>
               <w:bottom w:val="single" w:sz="4" w:color="D9D9D9"/>
-              <w:left w:val="single" w:sz="4" w:color="D9D9D9"/>
               <w:right w:val="single" w:sz="4" w:color="D9D9D9"/>
             </w:tcBorders>
             <w:shd w:fill="F1F5F7"/>
             <w:tcMar>
               <w:top w:w="85" w:type="dxa"/>
+              <w:left w:w="85" w:type="dxa"/>
               <w:bottom w:w="85" w:type="dxa"/>
-              <w:left w:w="85" w:type="dxa"/>
               <w:right w:w="85" w:type="dxa"/>
             </w:tcMar>
           </w:tcPr>
@@ -1478,15 +1478,15 @@
             <w:tcW w:type="dxa" w:w="1827"/>
             <w:tcBorders>
               <w:top w:val="single" w:sz="4" w:color="D9D9D9"/>
+              <w:left w:val="single" w:sz="4" w:color="D9D9D9"/>
               <w:bottom w:val="single" w:sz="4" w:color="D9D9D9"/>
-              <w:left w:val="single" w:sz="4" w:color="D9D9D9"/>
               <w:right w:val="single" w:sz="4" w:color="D9D9D9"/>
             </w:tcBorders>
             <w:shd w:fill="F1F5F7"/>
             <w:tcMar>
               <w:top w:w="85" w:type="dxa"/>
+              <w:left w:w="85" w:type="dxa"/>
               <w:bottom w:w="85" w:type="dxa"/>
-              <w:left w:w="85" w:type="dxa"/>
               <w:right w:w="85" w:type="dxa"/>
             </w:tcMar>
           </w:tcPr>
@@ -1511,15 +1511,15 @@
             <w:tcW w:type="dxa" w:w="3452"/>
             <w:tcBorders>
               <w:top w:val="single" w:sz="4" w:color="D9D9D9"/>
+              <w:left w:val="single" w:sz="4" w:color="D9D9D9"/>
               <w:bottom w:val="single" w:sz="4" w:color="D9D9D9"/>
-              <w:left w:val="single" w:sz="4" w:color="D9D9D9"/>
               <w:right w:val="single" w:sz="4" w:color="D9D9D9"/>
             </w:tcBorders>
             <w:shd w:fill="FFFFFF"/>
             <w:tcMar>
               <w:top w:w="85" w:type="dxa"/>
+              <w:left w:w="85" w:type="dxa"/>
               <w:bottom w:w="85" w:type="dxa"/>
-              <w:left w:w="85" w:type="dxa"/>
               <w:right w:w="85" w:type="dxa"/>
             </w:tcMar>
           </w:tcPr>
@@ -1542,15 +1542,15 @@
             <w:tcW w:type="dxa" w:w="2233"/>
             <w:tcBorders>
               <w:top w:val="single" w:sz="4" w:color="D9D9D9"/>
+              <w:left w:val="single" w:sz="4" w:color="D9D9D9"/>
               <w:bottom w:val="single" w:sz="4" w:color="D9D9D9"/>
-              <w:left w:val="single" w:sz="4" w:color="D9D9D9"/>
               <w:right w:val="single" w:sz="4" w:color="D9D9D9"/>
             </w:tcBorders>
             <w:shd w:fill="FFFFFF"/>
             <w:tcMar>
               <w:top w:w="85" w:type="dxa"/>
+              <w:left w:w="85" w:type="dxa"/>
               <w:bottom w:w="85" w:type="dxa"/>
-              <w:left w:w="85" w:type="dxa"/>
               <w:right w:w="85" w:type="dxa"/>
             </w:tcMar>
           </w:tcPr>
@@ -1573,15 +1573,15 @@
             <w:tcW w:type="dxa" w:w="2640"/>
             <w:tcBorders>
               <w:top w:val="single" w:sz="4" w:color="D9D9D9"/>
+              <w:left w:val="single" w:sz="4" w:color="D9D9D9"/>
               <w:bottom w:val="single" w:sz="4" w:color="D9D9D9"/>
-              <w:left w:val="single" w:sz="4" w:color="D9D9D9"/>
               <w:right w:val="single" w:sz="4" w:color="D9D9D9"/>
             </w:tcBorders>
             <w:shd w:fill="FFFFFF"/>
             <w:tcMar>
               <w:top w:w="85" w:type="dxa"/>
+              <w:left w:w="85" w:type="dxa"/>
               <w:bottom w:w="85" w:type="dxa"/>
-              <w:left w:w="85" w:type="dxa"/>
               <w:right w:w="85" w:type="dxa"/>
             </w:tcMar>
           </w:tcPr>
@@ -1604,15 +1604,15 @@
             <w:tcW w:type="dxa" w:w="1827"/>
             <w:tcBorders>
               <w:top w:val="single" w:sz="4" w:color="D9D9D9"/>
+              <w:left w:val="single" w:sz="4" w:color="D9D9D9"/>
               <w:bottom w:val="single" w:sz="4" w:color="D9D9D9"/>
-              <w:left w:val="single" w:sz="4" w:color="D9D9D9"/>
               <w:right w:val="single" w:sz="4" w:color="D9D9D9"/>
             </w:tcBorders>
             <w:shd w:fill="FFFFFF"/>
             <w:tcMar>
               <w:top w:w="85" w:type="dxa"/>
+              <w:left w:w="85" w:type="dxa"/>
               <w:bottom w:w="85" w:type="dxa"/>
-              <w:left w:w="85" w:type="dxa"/>
               <w:right w:w="85" w:type="dxa"/>
             </w:tcMar>
           </w:tcPr>
@@ -1637,15 +1637,15 @@
             <w:tcW w:type="dxa" w:w="3452"/>
             <w:tcBorders>
               <w:top w:val="single" w:sz="4" w:color="D9D9D9"/>
+              <w:left w:val="single" w:sz="4" w:color="D9D9D9"/>
               <w:bottom w:val="single" w:sz="4" w:color="D9D9D9"/>
-              <w:left w:val="single" w:sz="4" w:color="D9D9D9"/>
               <w:right w:val="single" w:sz="4" w:color="D9D9D9"/>
             </w:tcBorders>
             <w:shd w:fill="F1F5F7"/>
             <w:tcMar>
               <w:top w:w="85" w:type="dxa"/>
+              <w:left w:w="85" w:type="dxa"/>
               <w:bottom w:w="85" w:type="dxa"/>
-              <w:left w:w="85" w:type="dxa"/>
               <w:right w:w="85" w:type="dxa"/>
             </w:tcMar>
           </w:tcPr>
@@ -1668,15 +1668,15 @@
             <w:tcW w:type="dxa" w:w="2233"/>
             <w:tcBorders>
               <w:top w:val="single" w:sz="4" w:color="D9D9D9"/>
+              <w:left w:val="single" w:sz="4" w:color="D9D9D9"/>
               <w:bottom w:val="single" w:sz="4" w:color="D9D9D9"/>
-              <w:left w:val="single" w:sz="4" w:color="D9D9D9"/>
               <w:right w:val="single" w:sz="4" w:color="D9D9D9"/>
             </w:tcBorders>
             <w:shd w:fill="F1F5F7"/>
             <w:tcMar>
               <w:top w:w="85" w:type="dxa"/>
+              <w:left w:w="85" w:type="dxa"/>
               <w:bottom w:w="85" w:type="dxa"/>
-              <w:left w:w="85" w:type="dxa"/>
               <w:right w:w="85" w:type="dxa"/>
             </w:tcMar>
           </w:tcPr>
@@ -1699,15 +1699,15 @@
             <w:tcW w:type="dxa" w:w="2640"/>
             <w:tcBorders>
               <w:top w:val="single" w:sz="4" w:color="D9D9D9"/>
+              <w:left w:val="single" w:sz="4" w:color="D9D9D9"/>
               <w:bottom w:val="single" w:sz="4" w:color="D9D9D9"/>
-              <w:left w:val="single" w:sz="4" w:color="D9D9D9"/>
               <w:right w:val="single" w:sz="4" w:color="D9D9D9"/>
             </w:tcBorders>
             <w:shd w:fill="F1F5F7"/>
             <w:tcMar>
               <w:top w:w="85" w:type="dxa"/>
+              <w:left w:w="85" w:type="dxa"/>
               <w:bottom w:w="85" w:type="dxa"/>
-              <w:left w:w="85" w:type="dxa"/>
               <w:right w:w="85" w:type="dxa"/>
             </w:tcMar>
           </w:tcPr>
@@ -1730,15 +1730,15 @@
             <w:tcW w:type="dxa" w:w="1827"/>
             <w:tcBorders>
               <w:top w:val="single" w:sz="4" w:color="D9D9D9"/>
+              <w:left w:val="single" w:sz="4" w:color="D9D9D9"/>
               <w:bottom w:val="single" w:sz="4" w:color="D9D9D9"/>
-              <w:left w:val="single" w:sz="4" w:color="D9D9D9"/>
               <w:right w:val="single" w:sz="4" w:color="D9D9D9"/>
             </w:tcBorders>
             <w:shd w:fill="F1F5F7"/>
             <w:tcMar>
               <w:top w:w="85" w:type="dxa"/>
+              <w:left w:w="85" w:type="dxa"/>
               <w:bottom w:w="85" w:type="dxa"/>
-              <w:left w:w="85" w:type="dxa"/>
               <w:right w:w="85" w:type="dxa"/>
             </w:tcMar>
           </w:tcPr>
@@ -1763,15 +1763,15 @@
             <w:tcW w:type="dxa" w:w="3452"/>
             <w:tcBorders>
               <w:top w:val="single" w:sz="4" w:color="D9D9D9"/>
+              <w:left w:val="single" w:sz="4" w:color="D9D9D9"/>
               <w:bottom w:val="single" w:sz="4" w:color="D9D9D9"/>
-              <w:left w:val="single" w:sz="4" w:color="D9D9D9"/>
               <w:right w:val="single" w:sz="4" w:color="D9D9D9"/>
             </w:tcBorders>
             <w:shd w:fill="FFFFFF"/>
             <w:tcMar>
               <w:top w:w="85" w:type="dxa"/>
+              <w:left w:w="85" w:type="dxa"/>
               <w:bottom w:w="85" w:type="dxa"/>
-              <w:left w:w="85" w:type="dxa"/>
               <w:right w:w="85" w:type="dxa"/>
             </w:tcMar>
           </w:tcPr>
@@ -1794,15 +1794,15 @@
             <w:tcW w:type="dxa" w:w="2233"/>
             <w:tcBorders>
               <w:top w:val="single" w:sz="4" w:color="D9D9D9"/>
+              <w:left w:val="single" w:sz="4" w:color="D9D9D9"/>
               <w:bottom w:val="single" w:sz="4" w:color="D9D9D9"/>
-              <w:left w:val="single" w:sz="4" w:color="D9D9D9"/>
               <w:right w:val="single" w:sz="4" w:color="D9D9D9"/>
             </w:tcBorders>
             <w:shd w:fill="FFFFFF"/>
             <w:tcMar>
               <w:top w:w="85" w:type="dxa"/>
+              <w:left w:w="85" w:type="dxa"/>
               <w:bottom w:w="85" w:type="dxa"/>
-              <w:left w:w="85" w:type="dxa"/>
               <w:right w:w="85" w:type="dxa"/>
             </w:tcMar>
           </w:tcPr>
@@ -1825,15 +1825,15 @@
             <w:tcW w:type="dxa" w:w="2640"/>
             <w:tcBorders>
               <w:top w:val="single" w:sz="4" w:color="D9D9D9"/>
+              <w:left w:val="single" w:sz="4" w:color="D9D9D9"/>
               <w:bottom w:val="single" w:sz="4" w:color="D9D9D9"/>
-              <w:left w:val="single" w:sz="4" w:color="D9D9D9"/>
               <w:right w:val="single" w:sz="4" w:color="D9D9D9"/>
             </w:tcBorders>
             <w:shd w:fill="FFFFFF"/>
             <w:tcMar>
               <w:top w:w="85" w:type="dxa"/>
+              <w:left w:w="85" w:type="dxa"/>
               <w:bottom w:w="85" w:type="dxa"/>
-              <w:left w:w="85" w:type="dxa"/>
               <w:right w:w="85" w:type="dxa"/>
             </w:tcMar>
           </w:tcPr>
@@ -1856,15 +1856,15 @@
             <w:tcW w:type="dxa" w:w="1827"/>
             <w:tcBorders>
               <w:top w:val="single" w:sz="4" w:color="D9D9D9"/>
+              <w:left w:val="single" w:sz="4" w:color="D9D9D9"/>
               <w:bottom w:val="single" w:sz="4" w:color="D9D9D9"/>
-              <w:left w:val="single" w:sz="4" w:color="D9D9D9"/>
               <w:right w:val="single" w:sz="4" w:color="D9D9D9"/>
             </w:tcBorders>
             <w:shd w:fill="FFFFFF"/>
             <w:tcMar>
               <w:top w:w="85" w:type="dxa"/>
+              <w:left w:w="85" w:type="dxa"/>
               <w:bottom w:w="85" w:type="dxa"/>
-              <w:left w:w="85" w:type="dxa"/>
               <w:right w:w="85" w:type="dxa"/>
             </w:tcMar>
           </w:tcPr>
@@ -1912,15 +1912,15 @@
             <w:tcW w:type="dxa" w:w="4061"/>
             <w:tcBorders>
               <w:top w:val="single" w:sz="4" w:color="D9D9D9"/>
+              <w:left w:val="single" w:sz="4" w:color="D9D9D9"/>
               <w:bottom w:val="single" w:sz="4" w:color="D9D9D9"/>
-              <w:left w:val="single" w:sz="4" w:color="D9D9D9"/>
               <w:right w:val="single" w:sz="4" w:color="D9D9D9"/>
             </w:tcBorders>
             <w:shd w:fill="142D40"/>
             <w:tcMar>
               <w:top w:w="85" w:type="dxa"/>
+              <w:left w:w="85" w:type="dxa"/>
               <w:bottom w:w="85" w:type="dxa"/>
-              <w:left w:w="85" w:type="dxa"/>
               <w:right w:w="85" w:type="dxa"/>
             </w:tcMar>
           </w:tcPr>
@@ -1943,15 +1943,15 @@
             <w:tcW w:type="dxa" w:w="2030"/>
             <w:tcBorders>
               <w:top w:val="single" w:sz="4" w:color="D9D9D9"/>
+              <w:left w:val="single" w:sz="4" w:color="D9D9D9"/>
               <w:bottom w:val="single" w:sz="4" w:color="D9D9D9"/>
-              <w:left w:val="single" w:sz="4" w:color="D9D9D9"/>
               <w:right w:val="single" w:sz="4" w:color="D9D9D9"/>
             </w:tcBorders>
             <w:shd w:fill="142D40"/>
             <w:tcMar>
               <w:top w:w="85" w:type="dxa"/>
+              <w:left w:w="85" w:type="dxa"/>
               <w:bottom w:w="85" w:type="dxa"/>
-              <w:left w:w="85" w:type="dxa"/>
               <w:right w:w="85" w:type="dxa"/>
             </w:tcMar>
           </w:tcPr>
@@ -1974,15 +1974,15 @@
             <w:tcW w:type="dxa" w:w="2030"/>
             <w:tcBorders>
               <w:top w:val="single" w:sz="4" w:color="D9D9D9"/>
+              <w:left w:val="single" w:sz="4" w:color="D9D9D9"/>
               <w:bottom w:val="single" w:sz="4" w:color="D9D9D9"/>
-              <w:left w:val="single" w:sz="4" w:color="D9D9D9"/>
               <w:right w:val="single" w:sz="4" w:color="D9D9D9"/>
             </w:tcBorders>
             <w:shd w:fill="142D40"/>
             <w:tcMar>
               <w:top w:w="85" w:type="dxa"/>
+              <w:left w:w="85" w:type="dxa"/>
               <w:bottom w:w="85" w:type="dxa"/>
-              <w:left w:w="85" w:type="dxa"/>
               <w:right w:w="85" w:type="dxa"/>
             </w:tcMar>
           </w:tcPr>
@@ -2005,15 +2005,15 @@
             <w:tcW w:type="dxa" w:w="2030"/>
             <w:tcBorders>
               <w:top w:val="single" w:sz="4" w:color="D9D9D9"/>
+              <w:left w:val="single" w:sz="4" w:color="D9D9D9"/>
               <w:bottom w:val="single" w:sz="4" w:color="D9D9D9"/>
-              <w:left w:val="single" w:sz="4" w:color="D9D9D9"/>
               <w:right w:val="single" w:sz="4" w:color="D9D9D9"/>
             </w:tcBorders>
             <w:shd w:fill="142D40"/>
             <w:tcMar>
               <w:top w:w="85" w:type="dxa"/>
+              <w:left w:w="85" w:type="dxa"/>
               <w:bottom w:w="85" w:type="dxa"/>
-              <w:left w:w="85" w:type="dxa"/>
               <w:right w:w="85" w:type="dxa"/>
             </w:tcMar>
           </w:tcPr>
@@ -2038,15 +2038,15 @@
             <w:tcW w:type="dxa" w:w="4061"/>
             <w:tcBorders>
               <w:top w:val="single" w:sz="4" w:color="D9D9D9"/>
+              <w:left w:val="single" w:sz="4" w:color="D9D9D9"/>
               <w:bottom w:val="single" w:sz="4" w:color="D9D9D9"/>
-              <w:left w:val="single" w:sz="4" w:color="D9D9D9"/>
               <w:right w:val="single" w:sz="4" w:color="D9D9D9"/>
             </w:tcBorders>
             <w:shd w:fill="FFFFFF"/>
             <w:tcMar>
               <w:top w:w="85" w:type="dxa"/>
+              <w:left w:w="85" w:type="dxa"/>
               <w:bottom w:w="85" w:type="dxa"/>
-              <w:left w:w="85" w:type="dxa"/>
               <w:right w:w="85" w:type="dxa"/>
             </w:tcMar>
           </w:tcPr>
@@ -2069,15 +2069,15 @@
             <w:tcW w:type="dxa" w:w="2030"/>
             <w:tcBorders>
               <w:top w:val="single" w:sz="4" w:color="D9D9D9"/>
+              <w:left w:val="single" w:sz="4" w:color="D9D9D9"/>
               <w:bottom w:val="single" w:sz="4" w:color="D9D9D9"/>
-              <w:left w:val="single" w:sz="4" w:color="D9D9D9"/>
               <w:right w:val="single" w:sz="4" w:color="D9D9D9"/>
             </w:tcBorders>
             <w:shd w:fill="FFFFFF"/>
             <w:tcMar>
               <w:top w:w="85" w:type="dxa"/>
+              <w:left w:w="85" w:type="dxa"/>
               <w:bottom w:w="85" w:type="dxa"/>
-              <w:left w:w="85" w:type="dxa"/>
               <w:right w:w="85" w:type="dxa"/>
             </w:tcMar>
           </w:tcPr>
@@ -2100,15 +2100,15 @@
             <w:tcW w:type="dxa" w:w="2030"/>
             <w:tcBorders>
               <w:top w:val="single" w:sz="4" w:color="D9D9D9"/>
+              <w:left w:val="single" w:sz="4" w:color="D9D9D9"/>
               <w:bottom w:val="single" w:sz="4" w:color="D9D9D9"/>
-              <w:left w:val="single" w:sz="4" w:color="D9D9D9"/>
               <w:right w:val="single" w:sz="4" w:color="D9D9D9"/>
             </w:tcBorders>
             <w:shd w:fill="FFFFFF"/>
             <w:tcMar>
               <w:top w:w="85" w:type="dxa"/>
+              <w:left w:w="85" w:type="dxa"/>
               <w:bottom w:w="85" w:type="dxa"/>
-              <w:left w:w="85" w:type="dxa"/>
               <w:right w:w="85" w:type="dxa"/>
             </w:tcMar>
           </w:tcPr>
@@ -2131,15 +2131,15 @@
             <w:tcW w:type="dxa" w:w="2030"/>
             <w:tcBorders>
               <w:top w:val="single" w:sz="4" w:color="D9D9D9"/>
+              <w:left w:val="single" w:sz="4" w:color="D9D9D9"/>
               <w:bottom w:val="single" w:sz="4" w:color="D9D9D9"/>
-              <w:left w:val="single" w:sz="4" w:color="D9D9D9"/>
               <w:right w:val="single" w:sz="4" w:color="D9D9D9"/>
             </w:tcBorders>
             <w:shd w:fill="FFFFFF"/>
             <w:tcMar>
               <w:top w:w="85" w:type="dxa"/>
+              <w:left w:w="85" w:type="dxa"/>
               <w:bottom w:w="85" w:type="dxa"/>
-              <w:left w:w="85" w:type="dxa"/>
               <w:right w:w="85" w:type="dxa"/>
             </w:tcMar>
           </w:tcPr>
@@ -2164,15 +2164,15 @@
             <w:tcW w:type="dxa" w:w="4061"/>
             <w:tcBorders>
               <w:top w:val="single" w:sz="4" w:color="D9D9D9"/>
+              <w:left w:val="single" w:sz="4" w:color="D9D9D9"/>
               <w:bottom w:val="single" w:sz="4" w:color="D9D9D9"/>
-              <w:left w:val="single" w:sz="4" w:color="D9D9D9"/>
               <w:right w:val="single" w:sz="4" w:color="D9D9D9"/>
             </w:tcBorders>
             <w:shd w:fill="F1F5F7"/>
             <w:tcMar>
               <w:top w:w="85" w:type="dxa"/>
+              <w:left w:w="85" w:type="dxa"/>
               <w:bottom w:w="85" w:type="dxa"/>
-              <w:left w:w="85" w:type="dxa"/>
               <w:right w:w="85" w:type="dxa"/>
             </w:tcMar>
           </w:tcPr>
@@ -2195,15 +2195,15 @@
             <w:tcW w:type="dxa" w:w="2030"/>
             <w:tcBorders>
               <w:top w:val="single" w:sz="4" w:color="D9D9D9"/>
+              <w:left w:val="single" w:sz="4" w:color="D9D9D9"/>
               <w:bottom w:val="single" w:sz="4" w:color="D9D9D9"/>
-              <w:left w:val="single" w:sz="4" w:color="D9D9D9"/>
               <w:right w:val="single" w:sz="4" w:color="D9D9D9"/>
             </w:tcBorders>
             <w:shd w:fill="F1F5F7"/>
             <w:tcMar>
               <w:top w:w="85" w:type="dxa"/>
+              <w:left w:w="85" w:type="dxa"/>
               <w:bottom w:w="85" w:type="dxa"/>
-              <w:left w:w="85" w:type="dxa"/>
               <w:right w:w="85" w:type="dxa"/>
             </w:tcMar>
           </w:tcPr>
@@ -2226,15 +2226,15 @@
             <w:tcW w:type="dxa" w:w="2030"/>
             <w:tcBorders>
               <w:top w:val="single" w:sz="4" w:color="D9D9D9"/>
+              <w:left w:val="single" w:sz="4" w:color="D9D9D9"/>
               <w:bottom w:val="single" w:sz="4" w:color="D9D9D9"/>
-              <w:left w:val="single" w:sz="4" w:color="D9D9D9"/>
               <w:right w:val="single" w:sz="4" w:color="D9D9D9"/>
             </w:tcBorders>
             <w:shd w:fill="F1F5F7"/>
             <w:tcMar>
               <w:top w:w="85" w:type="dxa"/>
+              <w:left w:w="85" w:type="dxa"/>
               <w:bottom w:w="85" w:type="dxa"/>
-              <w:left w:w="85" w:type="dxa"/>
               <w:right w:w="85" w:type="dxa"/>
             </w:tcMar>
           </w:tcPr>
@@ -2257,15 +2257,15 @@
             <w:tcW w:type="dxa" w:w="2030"/>
             <w:tcBorders>
               <w:top w:val="single" w:sz="4" w:color="D9D9D9"/>
+              <w:left w:val="single" w:sz="4" w:color="D9D9D9"/>
               <w:bottom w:val="single" w:sz="4" w:color="D9D9D9"/>
-              <w:left w:val="single" w:sz="4" w:color="D9D9D9"/>
               <w:right w:val="single" w:sz="4" w:color="D9D9D9"/>
             </w:tcBorders>
             <w:shd w:fill="F1F5F7"/>
             <w:tcMar>
               <w:top w:w="85" w:type="dxa"/>
+              <w:left w:w="85" w:type="dxa"/>
               <w:bottom w:w="85" w:type="dxa"/>
-              <w:left w:w="85" w:type="dxa"/>
               <w:right w:w="85" w:type="dxa"/>
             </w:tcMar>
           </w:tcPr>
